--- a/Tijdelijke Bestanden/50%.docx
+++ b/Tijdelijke Bestanden/50%.docx
@@ -20,25 +20,7 @@
           <w:color w:val="000000" w:themeColor="text1"/>
           <w:kern w:val="0"/>
         </w:rPr>
-        <w:t xml:space="preserve">50% </w:t>
-      </w:r>
-      <w:proofErr w:type="spellStart"/>
-      <w:r>
-        <w:rPr>
-          <w:rFonts w:cs="Helvetica Neue"/>
-          <w:color w:val="000000" w:themeColor="text1"/>
-          <w:kern w:val="0"/>
-        </w:rPr>
-        <w:t>presentatie</w:t>
-      </w:r>
-      <w:proofErr w:type="spellEnd"/>
-      <w:r>
-        <w:rPr>
-          <w:rFonts w:cs="Helvetica Neue"/>
-          <w:color w:val="000000" w:themeColor="text1"/>
-          <w:kern w:val="0"/>
-        </w:rPr>
-        <w:t>:</w:t>
+        <w:t>50% presentatie:</w:t>
       </w:r>
       <w:r>
         <w:rPr>
@@ -56,36 +38,8 @@
           <w:color w:val="000000" w:themeColor="text1"/>
           <w:kern w:val="0"/>
         </w:rPr>
-        <w:t xml:space="preserve">—potentially shippable product </w:t>
-      </w:r>
-      <w:proofErr w:type="spellStart"/>
-      <w:r>
-        <w:rPr>
-          <w:rFonts w:cs="Helvetica Neue"/>
-          <w:color w:val="000000" w:themeColor="text1"/>
-          <w:kern w:val="0"/>
-        </w:rPr>
-        <w:t>centraal</w:t>
-      </w:r>
-      <w:proofErr w:type="spellEnd"/>
-      <w:r>
-        <w:rPr>
-          <w:rFonts w:cs="Helvetica Neue"/>
-          <w:color w:val="000000" w:themeColor="text1"/>
-          <w:kern w:val="0"/>
-        </w:rPr>
-        <w:t xml:space="preserve"> </w:t>
-      </w:r>
-      <w:proofErr w:type="spellStart"/>
-      <w:r>
-        <w:rPr>
-          <w:rFonts w:cs="Helvetica Neue"/>
-          <w:color w:val="000000" w:themeColor="text1"/>
-          <w:kern w:val="0"/>
-        </w:rPr>
-        <w:t>houden</w:t>
-      </w:r>
-      <w:proofErr w:type="spellEnd"/>
+        <w:t>—potentially shippable product centraal houden</w:t>
+      </w:r>
     </w:p>
     <w:p>
       <w:pPr>
@@ -208,6 +162,192 @@
           <w:lang w:val="nl-NL"/>
         </w:rPr>
       </w:pPr>
+      <w:r>
+        <w:rPr>
+          <w:rFonts w:cs="Helvetica Neue"/>
+          <w:color w:val="000000" w:themeColor="text1"/>
+          <w:kern w:val="0"/>
+          <w:lang w:val="nl-NL"/>
+        </w:rPr>
+        <w:t>95% Demonstratie</w:t>
+      </w:r>
+    </w:p>
+    <w:p>
+      <w:pPr>
+        <w:pStyle w:val="Lijstalinea"/>
+        <w:numPr>
+          <w:ilvl w:val="0"/>
+          <w:numId w:val="3"/>
+        </w:numPr>
+        <w:autoSpaceDE w:val="0"/>
+        <w:autoSpaceDN w:val="0"/>
+        <w:adjustRightInd w:val="0"/>
+        <w:spacing w:after="0" w:line="240" w:lineRule="auto"/>
+        <w:rPr>
+          <w:rFonts w:cs="Helvetica Neue"/>
+          <w:color w:val="000000" w:themeColor="text1"/>
+          <w:kern w:val="0"/>
+          <w:lang w:val="nl-NL"/>
+        </w:rPr>
+      </w:pPr>
+      <w:r>
+        <w:rPr>
+          <w:rFonts w:cs="Helvetica Neue"/>
+          <w:color w:val="000000" w:themeColor="text1"/>
+          <w:kern w:val="0"/>
+          <w:lang w:val="nl-NL"/>
+        </w:rPr>
+        <w:t>Experimenteel onderzoek, Gebruikersonderzoek</w:t>
+      </w:r>
+    </w:p>
+    <w:p>
+      <w:pPr>
+        <w:pStyle w:val="Lijstalinea"/>
+        <w:numPr>
+          <w:ilvl w:val="0"/>
+          <w:numId w:val="3"/>
+        </w:numPr>
+        <w:autoSpaceDE w:val="0"/>
+        <w:autoSpaceDN w:val="0"/>
+        <w:adjustRightInd w:val="0"/>
+        <w:spacing w:after="0" w:line="240" w:lineRule="auto"/>
+        <w:rPr>
+          <w:rFonts w:cs="Helvetica Neue"/>
+          <w:color w:val="000000" w:themeColor="text1"/>
+          <w:kern w:val="0"/>
+          <w:lang w:val="nl-NL"/>
+        </w:rPr>
+      </w:pPr>
+      <w:r>
+        <w:rPr>
+          <w:rFonts w:cs="Helvetica Neue"/>
+          <w:color w:val="000000" w:themeColor="text1"/>
+          <w:kern w:val="0"/>
+          <w:lang w:val="nl-NL"/>
+        </w:rPr>
+        <w:t>Ontwerpen dubbel checken</w:t>
+      </w:r>
+    </w:p>
+    <w:p>
+      <w:pPr>
+        <w:pStyle w:val="Lijstalinea"/>
+        <w:numPr>
+          <w:ilvl w:val="0"/>
+          <w:numId w:val="3"/>
+        </w:numPr>
+        <w:autoSpaceDE w:val="0"/>
+        <w:autoSpaceDN w:val="0"/>
+        <w:adjustRightInd w:val="0"/>
+        <w:spacing w:after="0" w:line="240" w:lineRule="auto"/>
+        <w:rPr>
+          <w:rFonts w:cs="Helvetica Neue"/>
+          <w:color w:val="000000" w:themeColor="text1"/>
+          <w:kern w:val="0"/>
+          <w:lang w:val="nl-NL"/>
+        </w:rPr>
+      </w:pPr>
+      <w:r>
+        <w:rPr>
+          <w:rFonts w:cs="Helvetica Neue"/>
+          <w:color w:val="000000" w:themeColor="text1"/>
+          <w:kern w:val="0"/>
+          <w:lang w:val="nl-NL"/>
+        </w:rPr>
+        <w:t>N</w:t>
+      </w:r>
+      <w:r>
+        <w:rPr>
+          <w:rFonts w:cs="Helvetica Neue"/>
+          <w:color w:val="000000" w:themeColor="text1"/>
+          <w:kern w:val="0"/>
+          <w:lang w:val="nl-NL"/>
+        </w:rPr>
+        <w:t>ieuwe Flowchart</w:t>
+      </w:r>
+    </w:p>
+    <w:p>
+      <w:pPr>
+        <w:pStyle w:val="Lijstalinea"/>
+        <w:numPr>
+          <w:ilvl w:val="0"/>
+          <w:numId w:val="3"/>
+        </w:numPr>
+        <w:autoSpaceDE w:val="0"/>
+        <w:autoSpaceDN w:val="0"/>
+        <w:adjustRightInd w:val="0"/>
+        <w:spacing w:after="0" w:line="240" w:lineRule="auto"/>
+        <w:rPr>
+          <w:rFonts w:cs="Helvetica Neue"/>
+          <w:color w:val="000000" w:themeColor="text1"/>
+          <w:kern w:val="0"/>
+          <w:lang w:val="nl-NL"/>
+        </w:rPr>
+      </w:pPr>
+      <w:r>
+        <w:rPr>
+          <w:rFonts w:cs="Helvetica Neue"/>
+          <w:color w:val="000000" w:themeColor="text1"/>
+          <w:kern w:val="0"/>
+          <w:lang w:val="nl-NL"/>
+        </w:rPr>
+        <w:t>Testen uitwerken</w:t>
+      </w:r>
+    </w:p>
+    <w:p>
+      <w:pPr>
+        <w:pStyle w:val="Lijstalinea"/>
+        <w:numPr>
+          <w:ilvl w:val="0"/>
+          <w:numId w:val="3"/>
+        </w:numPr>
+        <w:autoSpaceDE w:val="0"/>
+        <w:autoSpaceDN w:val="0"/>
+        <w:adjustRightInd w:val="0"/>
+        <w:spacing w:after="0" w:line="240" w:lineRule="auto"/>
+        <w:rPr>
+          <w:rFonts w:cs="Helvetica Neue"/>
+          <w:color w:val="000000" w:themeColor="text1"/>
+          <w:kern w:val="0"/>
+          <w:lang w:val="nl-NL"/>
+        </w:rPr>
+      </w:pPr>
+      <w:r>
+        <w:rPr>
+          <w:rFonts w:cs="Helvetica Neue"/>
+          <w:color w:val="000000" w:themeColor="text1"/>
+          <w:kern w:val="0"/>
+          <w:lang w:val="nl-NL"/>
+        </w:rPr>
+        <w:t>Code Exceptions</w:t>
+      </w:r>
+    </w:p>
+    <w:p>
+      <w:pPr>
+        <w:pStyle w:val="Lijstalinea"/>
+        <w:numPr>
+          <w:ilvl w:val="0"/>
+          <w:numId w:val="3"/>
+        </w:numPr>
+        <w:autoSpaceDE w:val="0"/>
+        <w:autoSpaceDN w:val="0"/>
+        <w:adjustRightInd w:val="0"/>
+        <w:spacing w:after="0" w:line="240" w:lineRule="auto"/>
+        <w:rPr>
+          <w:rFonts w:cs="Helvetica Neue"/>
+          <w:color w:val="000000" w:themeColor="text1"/>
+          <w:kern w:val="0"/>
+          <w:lang w:val="nl-NL"/>
+        </w:rPr>
+      </w:pPr>
+      <w:r>
+        <w:rPr>
+          <w:rFonts w:cs="Helvetica Neue"/>
+          <w:color w:val="000000" w:themeColor="text1"/>
+          <w:kern w:val="0"/>
+          <w:lang w:val="nl-NL"/>
+        </w:rPr>
+        <w:t>Bestand-types (.puml/.drawio)</w:t>
+      </w:r>
     </w:p>
     <w:p>
       <w:pPr>
@@ -259,25 +399,14 @@
           <w:lang w:val="nl-NL"/>
         </w:rPr>
       </w:pPr>
-      <w:proofErr w:type="gramStart"/>
-      <w:r>
-        <w:rPr>
-          <w:rFonts w:cs="Helvetica Neue"/>
-          <w:color w:val="000000" w:themeColor="text1"/>
-          <w:kern w:val="0"/>
-          <w:lang w:val="nl-NL"/>
-        </w:rPr>
-        <w:t>project</w:t>
-      </w:r>
-      <w:proofErr w:type="gramEnd"/>
-      <w:r>
-        <w:rPr>
-          <w:rFonts w:cs="Helvetica Neue"/>
-          <w:color w:val="000000" w:themeColor="text1"/>
-          <w:kern w:val="0"/>
-          <w:lang w:val="nl-NL"/>
-        </w:rPr>
-        <w:t xml:space="preserve"> relevante probleemomschrijving formuleren.</w:t>
+      <w:r>
+        <w:rPr>
+          <w:rFonts w:cs="Helvetica Neue"/>
+          <w:color w:val="000000" w:themeColor="text1"/>
+          <w:kern w:val="0"/>
+          <w:lang w:val="nl-NL"/>
+        </w:rPr>
+        <w:t>project relevante probleemomschrijving formuleren.</w:t>
       </w:r>
     </w:p>
     <w:p>
@@ -340,27 +469,14 @@
           <w:lang w:val="nl-NL"/>
         </w:rPr>
       </w:pPr>
-      <w:proofErr w:type="spellStart"/>
-      <w:proofErr w:type="gramStart"/>
-      <w:r>
-        <w:rPr>
-          <w:rFonts w:cs="Helvetica Neue"/>
-          <w:color w:val="000000" w:themeColor="text1"/>
-          <w:kern w:val="0"/>
-          <w:lang w:val="nl-NL"/>
-        </w:rPr>
-        <w:t>requirements</w:t>
-      </w:r>
-      <w:proofErr w:type="spellEnd"/>
-      <w:proofErr w:type="gramEnd"/>
-      <w:r>
-        <w:rPr>
-          <w:rFonts w:cs="Helvetica Neue"/>
-          <w:color w:val="000000" w:themeColor="text1"/>
-          <w:kern w:val="0"/>
-          <w:lang w:val="nl-NL"/>
-        </w:rPr>
-        <w:t>.</w:t>
+      <w:r>
+        <w:rPr>
+          <w:rFonts w:cs="Helvetica Neue"/>
+          <w:color w:val="000000" w:themeColor="text1"/>
+          <w:kern w:val="0"/>
+          <w:lang w:val="nl-NL"/>
+        </w:rPr>
+        <w:t>requirements.</w:t>
       </w:r>
     </w:p>
     <w:p>
@@ -377,102 +493,60 @@
           <w:lang w:val="nl-NL"/>
         </w:rPr>
       </w:pPr>
-      <w:proofErr w:type="spellStart"/>
-      <w:r>
-        <w:rPr>
-          <w:rFonts w:cs="Helvetica Neue"/>
-          <w:color w:val="000000" w:themeColor="text1"/>
-          <w:kern w:val="0"/>
-          <w:lang w:val="nl-NL"/>
-        </w:rPr>
-        <w:t>Requirementsanalyse</w:t>
-      </w:r>
-      <w:proofErr w:type="spellEnd"/>
-      <w:r>
-        <w:rPr>
-          <w:rFonts w:cs="Helvetica Neue"/>
-          <w:color w:val="000000" w:themeColor="text1"/>
-          <w:kern w:val="0"/>
-          <w:lang w:val="nl-NL"/>
-        </w:rPr>
-        <w:t xml:space="preserve"> compleet</w:t>
-      </w:r>
-    </w:p>
-    <w:p>
-      <w:pPr>
-        <w:autoSpaceDE w:val="0"/>
-        <w:autoSpaceDN w:val="0"/>
-        <w:adjustRightInd w:val="0"/>
-        <w:spacing w:after="0" w:line="240" w:lineRule="auto"/>
-        <w:rPr>
-          <w:rFonts w:cs="Helvetica Neue"/>
-          <w:color w:val="000000" w:themeColor="text1"/>
-          <w:kern w:val="0"/>
-          <w:lang w:val="nl-NL"/>
-        </w:rPr>
-      </w:pPr>
-      <w:r>
-        <w:rPr>
-          <w:rFonts w:cs="Helvetica Neue"/>
-          <w:color w:val="000000" w:themeColor="text1"/>
-          <w:kern w:val="0"/>
-          <w:lang w:val="nl-NL"/>
-        </w:rPr>
-        <w:t xml:space="preserve">3. [Analyseren] Je kunt als onderdeel van de </w:t>
-      </w:r>
-      <w:proofErr w:type="spellStart"/>
-      <w:r>
-        <w:rPr>
-          <w:rFonts w:cs="Helvetica Neue"/>
-          <w:color w:val="000000" w:themeColor="text1"/>
-          <w:kern w:val="0"/>
-          <w:lang w:val="nl-NL"/>
-        </w:rPr>
-        <w:t>requirements</w:t>
-      </w:r>
-      <w:proofErr w:type="spellEnd"/>
-      <w:r>
-        <w:rPr>
-          <w:rFonts w:cs="Helvetica Neue"/>
-          <w:color w:val="000000" w:themeColor="text1"/>
-          <w:kern w:val="0"/>
-          <w:lang w:val="nl-NL"/>
-        </w:rPr>
-        <w:t>, relevante</w:t>
-      </w:r>
-    </w:p>
-    <w:p>
-      <w:pPr>
-        <w:autoSpaceDE w:val="0"/>
-        <w:autoSpaceDN w:val="0"/>
-        <w:adjustRightInd w:val="0"/>
-        <w:spacing w:after="0" w:line="240" w:lineRule="auto"/>
-        <w:rPr>
-          <w:rFonts w:cs="Helvetica Neue"/>
-          <w:color w:val="000000" w:themeColor="text1"/>
-          <w:kern w:val="0"/>
-          <w:lang w:val="nl-NL"/>
-        </w:rPr>
-      </w:pPr>
-      <w:proofErr w:type="gramStart"/>
-      <w:r>
-        <w:rPr>
-          <w:rFonts w:cs="Helvetica Neue"/>
-          <w:color w:val="000000" w:themeColor="text1"/>
-          <w:kern w:val="0"/>
-          <w:lang w:val="nl-NL"/>
-        </w:rPr>
-        <w:t>kwaliteitseisen</w:t>
-      </w:r>
-      <w:proofErr w:type="gramEnd"/>
-      <w:r>
-        <w:rPr>
-          <w:rFonts w:cs="Helvetica Neue"/>
-          <w:color w:val="000000" w:themeColor="text1"/>
-          <w:kern w:val="0"/>
-          <w:lang w:val="nl-NL"/>
-        </w:rPr>
-        <w:t xml:space="preserve"> opstellen.</w:t>
+      <w:r>
+        <w:rPr>
+          <w:rFonts w:cs="Helvetica Neue"/>
+          <w:color w:val="000000" w:themeColor="text1"/>
+          <w:kern w:val="0"/>
+          <w:lang w:val="nl-NL"/>
+        </w:rPr>
+        <w:t>Requirementsanalyse compleet</w:t>
+      </w:r>
+    </w:p>
+    <w:p>
+      <w:pPr>
+        <w:autoSpaceDE w:val="0"/>
+        <w:autoSpaceDN w:val="0"/>
+        <w:adjustRightInd w:val="0"/>
+        <w:spacing w:after="0" w:line="240" w:lineRule="auto"/>
+        <w:rPr>
+          <w:rFonts w:cs="Helvetica Neue"/>
+          <w:color w:val="000000" w:themeColor="text1"/>
+          <w:kern w:val="0"/>
+          <w:lang w:val="nl-NL"/>
+        </w:rPr>
+      </w:pPr>
+      <w:r>
+        <w:rPr>
+          <w:rFonts w:cs="Helvetica Neue"/>
+          <w:color w:val="000000" w:themeColor="text1"/>
+          <w:kern w:val="0"/>
+          <w:lang w:val="nl-NL"/>
+        </w:rPr>
+        <w:t>3. [Analyseren] Je kunt als onderdeel van de requirements, relevante</w:t>
+      </w:r>
+    </w:p>
+    <w:p>
+      <w:pPr>
+        <w:autoSpaceDE w:val="0"/>
+        <w:autoSpaceDN w:val="0"/>
+        <w:adjustRightInd w:val="0"/>
+        <w:spacing w:after="0" w:line="240" w:lineRule="auto"/>
+        <w:rPr>
+          <w:rFonts w:cs="Helvetica Neue"/>
+          <w:color w:val="000000" w:themeColor="text1"/>
+          <w:kern w:val="0"/>
+          <w:lang w:val="nl-NL"/>
+        </w:rPr>
+      </w:pPr>
+      <w:r>
+        <w:rPr>
+          <w:rFonts w:cs="Helvetica Neue"/>
+          <w:color w:val="000000" w:themeColor="text1"/>
+          <w:kern w:val="0"/>
+          <w:lang w:val="nl-NL"/>
+        </w:rPr>
+        <w:t>kwaliteitseisen opstellen.</w:t>
       </w:r>
     </w:p>
     <w:p>
@@ -489,25 +563,14 @@
           <w:lang w:val="nl-NL"/>
         </w:rPr>
       </w:pPr>
-      <w:proofErr w:type="spellStart"/>
-      <w:r>
-        <w:rPr>
-          <w:rFonts w:cs="Helvetica Neue"/>
-          <w:color w:val="000000" w:themeColor="text1"/>
-          <w:kern w:val="0"/>
-          <w:lang w:val="nl-NL"/>
-        </w:rPr>
-        <w:t>Requirementsanalyse</w:t>
-      </w:r>
-      <w:proofErr w:type="spellEnd"/>
-      <w:r>
-        <w:rPr>
-          <w:rFonts w:cs="Helvetica Neue"/>
-          <w:color w:val="000000" w:themeColor="text1"/>
-          <w:kern w:val="0"/>
-          <w:lang w:val="nl-NL"/>
-        </w:rPr>
-        <w:t xml:space="preserve"> bevat de kwaliteitseisen</w:t>
+      <w:r>
+        <w:rPr>
+          <w:rFonts w:cs="Helvetica Neue"/>
+          <w:color w:val="000000" w:themeColor="text1"/>
+          <w:kern w:val="0"/>
+          <w:lang w:val="nl-NL"/>
+        </w:rPr>
+        <w:t>Requirementsanalyse bevat de kwaliteitseisen</w:t>
       </w:r>
     </w:p>
     <w:p>
@@ -546,83 +609,61 @@
           <w:lang w:val="nl-NL"/>
         </w:rPr>
       </w:pPr>
-      <w:proofErr w:type="gramStart"/>
-      <w:r>
-        <w:rPr>
-          <w:rFonts w:cs="Helvetica Neue"/>
-          <w:color w:val="000000" w:themeColor="text1"/>
-          <w:kern w:val="0"/>
-          <w:lang w:val="nl-NL"/>
-        </w:rPr>
-        <w:t>relevant</w:t>
-      </w:r>
-      <w:proofErr w:type="gramEnd"/>
-      <w:r>
-        <w:rPr>
-          <w:rFonts w:cs="Helvetica Neue"/>
-          <w:color w:val="000000" w:themeColor="text1"/>
-          <w:kern w:val="0"/>
-          <w:lang w:val="nl-NL"/>
-        </w:rPr>
-        <w:t xml:space="preserve"> literatuuronderzoek, experimenteel onderzoek en</w:t>
-      </w:r>
-    </w:p>
-    <w:p>
-      <w:pPr>
-        <w:autoSpaceDE w:val="0"/>
-        <w:autoSpaceDN w:val="0"/>
-        <w:adjustRightInd w:val="0"/>
-        <w:spacing w:after="0" w:line="240" w:lineRule="auto"/>
-        <w:rPr>
-          <w:rFonts w:cs="Helvetica Neue"/>
-          <w:color w:val="000000" w:themeColor="text1"/>
-          <w:kern w:val="0"/>
-          <w:lang w:val="nl-NL"/>
-        </w:rPr>
-      </w:pPr>
-      <w:proofErr w:type="gramStart"/>
-      <w:r>
-        <w:rPr>
-          <w:rFonts w:cs="Helvetica Neue"/>
-          <w:color w:val="000000" w:themeColor="text1"/>
-          <w:kern w:val="0"/>
-          <w:lang w:val="nl-NL"/>
-        </w:rPr>
-        <w:t>gebruikersonderzoek</w:t>
-      </w:r>
-      <w:proofErr w:type="gramEnd"/>
-      <w:r>
-        <w:rPr>
-          <w:rFonts w:cs="Helvetica Neue"/>
-          <w:color w:val="000000" w:themeColor="text1"/>
-          <w:kern w:val="0"/>
-          <w:lang w:val="nl-NL"/>
-        </w:rPr>
-        <w:t xml:space="preserve"> doen.</w:t>
-      </w:r>
-    </w:p>
-    <w:p>
-      <w:pPr>
-        <w:shd w:val="clear" w:color="auto" w:fill="EE0000"/>
-        <w:autoSpaceDE w:val="0"/>
-        <w:autoSpaceDN w:val="0"/>
-        <w:adjustRightInd w:val="0"/>
-        <w:spacing w:after="0" w:line="240" w:lineRule="auto"/>
-        <w:rPr>
-          <w:rFonts w:cs="Helvetica Neue"/>
-          <w:color w:val="000000" w:themeColor="text1"/>
-          <w:kern w:val="0"/>
-          <w:lang w:val="nl-NL"/>
-        </w:rPr>
-      </w:pPr>
-      <w:r>
-        <w:rPr>
-          <w:rFonts w:cs="Helvetica Neue"/>
-          <w:color w:val="000000" w:themeColor="text1"/>
-          <w:kern w:val="0"/>
-          <w:lang w:val="nl-NL"/>
-        </w:rPr>
-        <w:t>Onderzoekingen zijn nog niet gedaan</w:t>
+      <w:r>
+        <w:rPr>
+          <w:rFonts w:cs="Helvetica Neue"/>
+          <w:color w:val="000000" w:themeColor="text1"/>
+          <w:kern w:val="0"/>
+          <w:lang w:val="nl-NL"/>
+        </w:rPr>
+        <w:t>relevant literatuuronderzoek, experimenteel onderzoek en</w:t>
+      </w:r>
+    </w:p>
+    <w:p>
+      <w:pPr>
+        <w:autoSpaceDE w:val="0"/>
+        <w:autoSpaceDN w:val="0"/>
+        <w:adjustRightInd w:val="0"/>
+        <w:spacing w:after="0" w:line="240" w:lineRule="auto"/>
+        <w:rPr>
+          <w:rFonts w:cs="Helvetica Neue"/>
+          <w:color w:val="000000" w:themeColor="text1"/>
+          <w:kern w:val="0"/>
+          <w:lang w:val="nl-NL"/>
+        </w:rPr>
+      </w:pPr>
+      <w:r>
+        <w:rPr>
+          <w:rFonts w:cs="Helvetica Neue"/>
+          <w:color w:val="000000" w:themeColor="text1"/>
+          <w:kern w:val="0"/>
+          <w:lang w:val="nl-NL"/>
+        </w:rPr>
+        <w:t>gebruikersonderzoek doen.</w:t>
+      </w:r>
+    </w:p>
+    <w:p>
+      <w:pPr>
+        <w:shd w:val="clear" w:color="auto" w:fill="E97132" w:themeFill="accent2"/>
+        <w:autoSpaceDE w:val="0"/>
+        <w:autoSpaceDN w:val="0"/>
+        <w:adjustRightInd w:val="0"/>
+        <w:spacing w:after="0" w:line="240" w:lineRule="auto"/>
+        <w:rPr>
+          <w:rFonts w:cs="Helvetica Neue"/>
+          <w:color w:val="000000" w:themeColor="text1"/>
+          <w:kern w:val="0"/>
+          <w:lang w:val="nl-NL"/>
+        </w:rPr>
+      </w:pPr>
+      <w:r>
+        <w:rPr>
+          <w:rFonts w:cs="Helvetica Neue"/>
+          <w:color w:val="000000" w:themeColor="text1"/>
+          <w:kern w:val="0"/>
+          <w:lang w:val="nl-NL"/>
+        </w:rPr>
+        <w:t>Literatuuronderzoek gedaan, experimenteel onderzoek deels, gebruikers niet</w:t>
       </w:r>
     </w:p>
     <w:p>
@@ -661,49 +702,47 @@
           <w:lang w:val="nl-NL"/>
         </w:rPr>
       </w:pPr>
-      <w:proofErr w:type="gramStart"/>
-      <w:r>
-        <w:rPr>
-          <w:rFonts w:cs="Helvetica Neue"/>
-          <w:color w:val="000000" w:themeColor="text1"/>
-          <w:kern w:val="0"/>
-          <w:lang w:val="nl-NL"/>
-        </w:rPr>
-        <w:t>specifieke</w:t>
-      </w:r>
-      <w:proofErr w:type="gramEnd"/>
-      <w:r>
-        <w:rPr>
-          <w:rFonts w:cs="Helvetica Neue"/>
-          <w:color w:val="000000" w:themeColor="text1"/>
-          <w:kern w:val="0"/>
-          <w:lang w:val="nl-NL"/>
-        </w:rPr>
-        <w:t xml:space="preserve"> risico's.</w:t>
-      </w:r>
-    </w:p>
-    <w:p>
-      <w:pPr>
-        <w:shd w:val="clear" w:color="auto" w:fill="EE0000"/>
-        <w:autoSpaceDE w:val="0"/>
-        <w:autoSpaceDN w:val="0"/>
-        <w:adjustRightInd w:val="0"/>
-        <w:spacing w:after="0" w:line="240" w:lineRule="auto"/>
-        <w:rPr>
-          <w:rFonts w:cs="Helvetica Neue"/>
-          <w:color w:val="000000" w:themeColor="text1"/>
-          <w:kern w:val="0"/>
-          <w:lang w:val="nl-NL"/>
-        </w:rPr>
-      </w:pPr>
-      <w:r>
-        <w:rPr>
-          <w:rFonts w:cs="Helvetica Neue"/>
-          <w:color w:val="000000" w:themeColor="text1"/>
-          <w:kern w:val="0"/>
-          <w:lang w:val="nl-NL"/>
-        </w:rPr>
-        <w:t>Risicoanalyse/beveiligingsrapport is nog niet gedaan</w:t>
+      <w:r>
+        <w:rPr>
+          <w:rFonts w:cs="Helvetica Neue"/>
+          <w:color w:val="000000" w:themeColor="text1"/>
+          <w:kern w:val="0"/>
+          <w:lang w:val="nl-NL"/>
+        </w:rPr>
+        <w:t>specifieke risico's.</w:t>
+      </w:r>
+    </w:p>
+    <w:p>
+      <w:pPr>
+        <w:shd w:val="clear" w:color="auto" w:fill="4EA72E" w:themeFill="accent6"/>
+        <w:autoSpaceDE w:val="0"/>
+        <w:autoSpaceDN w:val="0"/>
+        <w:adjustRightInd w:val="0"/>
+        <w:spacing w:after="0" w:line="240" w:lineRule="auto"/>
+        <w:rPr>
+          <w:rFonts w:cs="Helvetica Neue"/>
+          <w:color w:val="000000" w:themeColor="text1"/>
+          <w:kern w:val="0"/>
+          <w:lang w:val="nl-NL"/>
+        </w:rPr>
+      </w:pPr>
+      <w:r>
+        <w:rPr>
+          <w:rFonts w:cs="Helvetica Neue"/>
+          <w:color w:val="000000" w:themeColor="text1"/>
+          <w:kern w:val="0"/>
+          <w:lang w:val="nl-NL"/>
+        </w:rPr>
+        <w:t xml:space="preserve">Risicoanalyse gedaan </w:t>
+      </w:r>
+      <w:r>
+        <w:rPr>
+          <w:rFonts w:cs="Helvetica Neue"/>
+          <w:color w:val="000000" w:themeColor="text1"/>
+          <w:kern w:val="0"/>
+          <w:lang w:val="nl-NL"/>
+        </w:rPr>
+        <w:t xml:space="preserve"> (Beveiligingsrapport niet gedaan)</w:t>
       </w:r>
     </w:p>
     <w:p>
@@ -742,49 +781,38 @@
           <w:lang w:val="nl-NL"/>
         </w:rPr>
       </w:pPr>
-      <w:proofErr w:type="gramStart"/>
-      <w:r>
-        <w:rPr>
-          <w:rFonts w:cs="Helvetica Neue"/>
-          <w:color w:val="000000" w:themeColor="text1"/>
-          <w:kern w:val="0"/>
-          <w:lang w:val="nl-NL"/>
-        </w:rPr>
-        <w:t>het</w:t>
-      </w:r>
-      <w:proofErr w:type="gramEnd"/>
-      <w:r>
-        <w:rPr>
-          <w:rFonts w:cs="Helvetica Neue"/>
-          <w:color w:val="000000" w:themeColor="text1"/>
-          <w:kern w:val="0"/>
-          <w:lang w:val="nl-NL"/>
-        </w:rPr>
-        <w:t xml:space="preserve"> meest geschikt is.</w:t>
-      </w:r>
-    </w:p>
-    <w:p>
-      <w:pPr>
-        <w:shd w:val="clear" w:color="auto" w:fill="7030A0"/>
-        <w:autoSpaceDE w:val="0"/>
-        <w:autoSpaceDN w:val="0"/>
-        <w:adjustRightInd w:val="0"/>
-        <w:spacing w:after="0" w:line="240" w:lineRule="auto"/>
-        <w:rPr>
-          <w:rFonts w:cs="Helvetica Neue"/>
-          <w:color w:val="000000" w:themeColor="text1"/>
-          <w:kern w:val="0"/>
-          <w:lang w:val="nl-NL"/>
-        </w:rPr>
-      </w:pPr>
-      <w:r>
-        <w:rPr>
-          <w:rFonts w:cs="Helvetica Neue"/>
-          <w:color w:val="000000" w:themeColor="text1"/>
-          <w:kern w:val="0"/>
-          <w:lang w:val="nl-NL"/>
-        </w:rPr>
-        <w:t>Niet zeker</w:t>
+      <w:r>
+        <w:rPr>
+          <w:rFonts w:cs="Helvetica Neue"/>
+          <w:color w:val="000000" w:themeColor="text1"/>
+          <w:kern w:val="0"/>
+          <w:lang w:val="nl-NL"/>
+        </w:rPr>
+        <w:t>het meest geschikt is.</w:t>
+      </w:r>
+    </w:p>
+    <w:p>
+      <w:pPr>
+        <w:shd w:val="clear" w:color="auto" w:fill="4EA72E" w:themeFill="accent6"/>
+        <w:autoSpaceDE w:val="0"/>
+        <w:autoSpaceDN w:val="0"/>
+        <w:adjustRightInd w:val="0"/>
+        <w:spacing w:after="0" w:line="240" w:lineRule="auto"/>
+        <w:rPr>
+          <w:rFonts w:cs="Helvetica Neue"/>
+          <w:color w:val="000000" w:themeColor="text1"/>
+          <w:kern w:val="0"/>
+          <w:lang w:val="nl-NL"/>
+        </w:rPr>
+      </w:pPr>
+      <w:r>
+        <w:rPr>
+          <w:rFonts w:cs="Helvetica Neue"/>
+          <w:color w:val="000000" w:themeColor="text1"/>
+          <w:kern w:val="0"/>
+          <w:lang w:val="nl-NL"/>
+        </w:rPr>
+        <w:t>Gedaan (Zet bewijs (ss) van mails in een document)</w:t>
       </w:r>
     </w:p>
     <w:p>
@@ -823,25 +851,14 @@
           <w:lang w:val="nl-NL"/>
         </w:rPr>
       </w:pPr>
-      <w:proofErr w:type="gramStart"/>
-      <w:r>
-        <w:rPr>
-          <w:rFonts w:cs="Helvetica Neue"/>
-          <w:color w:val="000000" w:themeColor="text1"/>
-          <w:kern w:val="0"/>
-          <w:lang w:val="nl-NL"/>
-        </w:rPr>
-        <w:t>gewenste</w:t>
-      </w:r>
-      <w:proofErr w:type="gramEnd"/>
-      <w:r>
-        <w:rPr>
-          <w:rFonts w:cs="Helvetica Neue"/>
-          <w:color w:val="000000" w:themeColor="text1"/>
-          <w:kern w:val="0"/>
-          <w:lang w:val="nl-NL"/>
-        </w:rPr>
-        <w:t xml:space="preserve"> situatie opstellen van het eigen project.</w:t>
+      <w:r>
+        <w:rPr>
+          <w:rFonts w:cs="Helvetica Neue"/>
+          <w:color w:val="000000" w:themeColor="text1"/>
+          <w:kern w:val="0"/>
+          <w:lang w:val="nl-NL"/>
+        </w:rPr>
+        <w:t>gewenste situatie opstellen van het eigen project.</w:t>
       </w:r>
     </w:p>
     <w:p>
@@ -858,25 +875,14 @@
           <w:lang w:val="nl-NL"/>
         </w:rPr>
       </w:pPr>
-      <w:proofErr w:type="spellStart"/>
-      <w:r>
-        <w:rPr>
-          <w:rFonts w:cs="Helvetica Neue"/>
-          <w:color w:val="000000" w:themeColor="text1"/>
-          <w:kern w:val="0"/>
-          <w:lang w:val="nl-NL"/>
-        </w:rPr>
-        <w:t>Arcitectuursontwerp</w:t>
-      </w:r>
-      <w:proofErr w:type="spellEnd"/>
-      <w:r>
-        <w:rPr>
-          <w:rFonts w:cs="Helvetica Neue"/>
-          <w:color w:val="000000" w:themeColor="text1"/>
-          <w:kern w:val="0"/>
-          <w:lang w:val="nl-NL"/>
-        </w:rPr>
-        <w:t xml:space="preserve"> is compleet</w:t>
+      <w:r>
+        <w:rPr>
+          <w:rFonts w:cs="Helvetica Neue"/>
+          <w:color w:val="000000" w:themeColor="text1"/>
+          <w:kern w:val="0"/>
+          <w:lang w:val="nl-NL"/>
+        </w:rPr>
+        <w:t>Arcitectuursontwerp is compleet</w:t>
       </w:r>
     </w:p>
     <w:p>
@@ -915,59 +921,37 @@
           <w:lang w:val="nl-NL"/>
         </w:rPr>
       </w:pPr>
-      <w:proofErr w:type="gramStart"/>
-      <w:r>
-        <w:rPr>
-          <w:rFonts w:cs="Helvetica Neue"/>
-          <w:color w:val="000000" w:themeColor="text1"/>
-          <w:kern w:val="0"/>
-          <w:lang w:val="nl-NL"/>
-        </w:rPr>
-        <w:t>interactie</w:t>
-      </w:r>
-      <w:proofErr w:type="gramEnd"/>
-      <w:r>
-        <w:rPr>
-          <w:rFonts w:cs="Helvetica Neue"/>
-          <w:color w:val="000000" w:themeColor="text1"/>
-          <w:kern w:val="0"/>
-          <w:lang w:val="nl-NL"/>
-        </w:rPr>
-        <w:t>, structuur en architectuur relevant zijn voor de eigen opdracht</w:t>
-      </w:r>
-    </w:p>
-    <w:p>
-      <w:pPr>
-        <w:autoSpaceDE w:val="0"/>
-        <w:autoSpaceDN w:val="0"/>
-        <w:adjustRightInd w:val="0"/>
-        <w:spacing w:after="0" w:line="240" w:lineRule="auto"/>
-        <w:rPr>
-          <w:rFonts w:cs="Helvetica Neue"/>
-          <w:color w:val="000000" w:themeColor="text1"/>
-          <w:kern w:val="0"/>
-          <w:lang w:val="nl-NL"/>
-        </w:rPr>
-      </w:pPr>
-      <w:proofErr w:type="gramStart"/>
-      <w:r>
-        <w:rPr>
-          <w:rFonts w:cs="Helvetica Neue"/>
-          <w:color w:val="000000" w:themeColor="text1"/>
-          <w:kern w:val="0"/>
-          <w:lang w:val="nl-NL"/>
-        </w:rPr>
-        <w:t>en</w:t>
-      </w:r>
-      <w:proofErr w:type="gramEnd"/>
-      <w:r>
-        <w:rPr>
-          <w:rFonts w:cs="Helvetica Neue"/>
-          <w:color w:val="000000" w:themeColor="text1"/>
-          <w:kern w:val="0"/>
-          <w:lang w:val="nl-NL"/>
-        </w:rPr>
-        <w:t xml:space="preserve"> deze ontwerpen opstellen.</w:t>
+      <w:r>
+        <w:rPr>
+          <w:rFonts w:cs="Helvetica Neue"/>
+          <w:color w:val="000000" w:themeColor="text1"/>
+          <w:kern w:val="0"/>
+          <w:lang w:val="nl-NL"/>
+        </w:rPr>
+        <w:t>interactie, structuur en architectuur relevant zijn voor de eigen opdracht</w:t>
+      </w:r>
+    </w:p>
+    <w:p>
+      <w:pPr>
+        <w:autoSpaceDE w:val="0"/>
+        <w:autoSpaceDN w:val="0"/>
+        <w:adjustRightInd w:val="0"/>
+        <w:spacing w:after="0" w:line="240" w:lineRule="auto"/>
+        <w:rPr>
+          <w:rFonts w:cs="Helvetica Neue"/>
+          <w:color w:val="000000" w:themeColor="text1"/>
+          <w:kern w:val="0"/>
+          <w:lang w:val="nl-NL"/>
+        </w:rPr>
+      </w:pPr>
+      <w:r>
+        <w:rPr>
+          <w:rFonts w:cs="Helvetica Neue"/>
+          <w:color w:val="000000" w:themeColor="text1"/>
+          <w:kern w:val="0"/>
+          <w:lang w:val="nl-NL"/>
+        </w:rPr>
+        <w:t>en deze ontwerpen opstellen.</w:t>
       </w:r>
     </w:p>
     <w:p>
@@ -1030,25 +1014,14 @@
           <w:lang w:val="nl-NL"/>
         </w:rPr>
       </w:pPr>
-      <w:proofErr w:type="gramStart"/>
-      <w:r>
-        <w:rPr>
-          <w:rFonts w:cs="Helvetica Neue"/>
-          <w:color w:val="000000" w:themeColor="text1"/>
-          <w:kern w:val="0"/>
-          <w:lang w:val="nl-NL"/>
-        </w:rPr>
-        <w:t>middels</w:t>
-      </w:r>
-      <w:proofErr w:type="gramEnd"/>
-      <w:r>
-        <w:rPr>
-          <w:rFonts w:cs="Helvetica Neue"/>
-          <w:color w:val="000000" w:themeColor="text1"/>
-          <w:kern w:val="0"/>
-          <w:lang w:val="nl-NL"/>
-        </w:rPr>
-        <w:t xml:space="preserve"> een software-diagram.</w:t>
+      <w:r>
+        <w:rPr>
+          <w:rFonts w:cs="Helvetica Neue"/>
+          <w:color w:val="000000" w:themeColor="text1"/>
+          <w:kern w:val="0"/>
+          <w:lang w:val="nl-NL"/>
+        </w:rPr>
+        <w:t>middels een software-diagram.</w:t>
       </w:r>
     </w:p>
     <w:p>
@@ -1095,6 +1068,7 @@
           <w:kern w:val="0"/>
           <w:lang w:val="nl-NL"/>
         </w:rPr>
+        <w:lastRenderedPageBreak/>
         <w:t>10. [Realiseren] Je kunt met een geschikt testplan en -rapport aantonen dat</w:t>
       </w:r>
     </w:p>
@@ -1111,262 +1085,161 @@
           <w:lang w:val="nl-NL"/>
         </w:rPr>
       </w:pPr>
-      <w:proofErr w:type="gramStart"/>
-      <w:r>
-        <w:rPr>
-          <w:rFonts w:cs="Helvetica Neue"/>
-          <w:color w:val="000000" w:themeColor="text1"/>
-          <w:kern w:val="0"/>
-          <w:lang w:val="nl-NL"/>
-        </w:rPr>
-        <w:t>het</w:t>
-      </w:r>
-      <w:proofErr w:type="gramEnd"/>
-      <w:r>
-        <w:rPr>
-          <w:rFonts w:cs="Helvetica Neue"/>
-          <w:color w:val="000000" w:themeColor="text1"/>
-          <w:kern w:val="0"/>
-          <w:lang w:val="nl-NL"/>
-        </w:rPr>
-        <w:t xml:space="preserve"> gerealiseerde product voldoet aan de eisen volgens de zelf</w:t>
-      </w:r>
-    </w:p>
-    <w:p>
-      <w:pPr>
-        <w:autoSpaceDE w:val="0"/>
-        <w:autoSpaceDN w:val="0"/>
-        <w:adjustRightInd w:val="0"/>
-        <w:spacing w:after="0" w:line="240" w:lineRule="auto"/>
-        <w:rPr>
-          <w:rFonts w:cs="Helvetica Neue"/>
-          <w:color w:val="000000" w:themeColor="text1"/>
-          <w:kern w:val="0"/>
-        </w:rPr>
-      </w:pPr>
-      <w:proofErr w:type="spellStart"/>
-      <w:r>
-        <w:rPr>
-          <w:rFonts w:cs="Helvetica Neue"/>
-          <w:color w:val="000000" w:themeColor="text1"/>
-          <w:kern w:val="0"/>
-        </w:rPr>
-        <w:t>opgestelde</w:t>
-      </w:r>
-      <w:proofErr w:type="spellEnd"/>
-      <w:r>
-        <w:rPr>
-          <w:rFonts w:cs="Helvetica Neue"/>
-          <w:color w:val="000000" w:themeColor="text1"/>
-          <w:kern w:val="0"/>
-        </w:rPr>
-        <w:t xml:space="preserve"> requirements, </w:t>
-      </w:r>
-      <w:proofErr w:type="spellStart"/>
-      <w:r>
-        <w:rPr>
-          <w:rFonts w:cs="Helvetica Neue"/>
-          <w:color w:val="000000" w:themeColor="text1"/>
-          <w:kern w:val="0"/>
-        </w:rPr>
-        <w:t>inclusief</w:t>
-      </w:r>
-      <w:proofErr w:type="spellEnd"/>
-      <w:r>
-        <w:rPr>
-          <w:rFonts w:cs="Helvetica Neue"/>
-          <w:color w:val="000000" w:themeColor="text1"/>
-          <w:kern w:val="0"/>
-        </w:rPr>
-        <w:t xml:space="preserve"> de security </w:t>
-      </w:r>
-      <w:proofErr w:type="spellStart"/>
-      <w:r>
-        <w:rPr>
-          <w:rFonts w:cs="Helvetica Neue"/>
-          <w:color w:val="000000" w:themeColor="text1"/>
-          <w:kern w:val="0"/>
-        </w:rPr>
-        <w:t>en</w:t>
-      </w:r>
-      <w:proofErr w:type="spellEnd"/>
-      <w:r>
-        <w:rPr>
-          <w:rFonts w:cs="Helvetica Neue"/>
-          <w:color w:val="000000" w:themeColor="text1"/>
-          <w:kern w:val="0"/>
-        </w:rPr>
-        <w:t xml:space="preserve"> privacy issues.</w:t>
-      </w:r>
-    </w:p>
-    <w:p>
-      <w:pPr>
-        <w:shd w:val="clear" w:color="auto" w:fill="C00000"/>
-        <w:autoSpaceDE w:val="0"/>
-        <w:autoSpaceDN w:val="0"/>
-        <w:adjustRightInd w:val="0"/>
-        <w:spacing w:after="0" w:line="240" w:lineRule="auto"/>
-        <w:rPr>
-          <w:rFonts w:cs="Helvetica Neue"/>
-          <w:color w:val="000000" w:themeColor="text1"/>
-          <w:kern w:val="0"/>
-        </w:rPr>
-      </w:pPr>
-      <w:r>
-        <w:rPr>
-          <w:rFonts w:cs="Helvetica Neue"/>
-          <w:color w:val="000000" w:themeColor="text1"/>
-          <w:kern w:val="0"/>
-        </w:rPr>
-        <w:t xml:space="preserve">Begin </w:t>
-      </w:r>
-      <w:proofErr w:type="spellStart"/>
-      <w:r>
-        <w:rPr>
-          <w:rFonts w:cs="Helvetica Neue"/>
-          <w:color w:val="000000" w:themeColor="text1"/>
-          <w:kern w:val="0"/>
-        </w:rPr>
-        <w:t>testrapport</w:t>
-      </w:r>
-      <w:proofErr w:type="spellEnd"/>
-    </w:p>
-    <w:p>
-      <w:pPr>
-        <w:autoSpaceDE w:val="0"/>
-        <w:autoSpaceDN w:val="0"/>
-        <w:adjustRightInd w:val="0"/>
-        <w:spacing w:after="0" w:line="240" w:lineRule="auto"/>
-        <w:rPr>
-          <w:rFonts w:cs="Helvetica Neue"/>
-          <w:color w:val="000000" w:themeColor="text1"/>
-          <w:kern w:val="0"/>
-          <w:lang w:val="nl-NL"/>
-        </w:rPr>
-      </w:pPr>
-      <w:r>
-        <w:rPr>
-          <w:rFonts w:cs="Helvetica Neue"/>
-          <w:color w:val="000000" w:themeColor="text1"/>
-          <w:kern w:val="0"/>
-          <w:lang w:val="nl-NL"/>
-        </w:rPr>
-        <w:t xml:space="preserve">11. [Realiseren] Je kunt programmacode schrijven die voldoet </w:t>
-      </w:r>
-      <w:proofErr w:type="gramStart"/>
-      <w:r>
-        <w:rPr>
-          <w:rFonts w:cs="Helvetica Neue"/>
-          <w:color w:val="000000" w:themeColor="text1"/>
-          <w:kern w:val="0"/>
-          <w:lang w:val="nl-NL"/>
-        </w:rPr>
-        <w:t>aan gegeven</w:t>
-      </w:r>
-      <w:proofErr w:type="gramEnd"/>
-    </w:p>
-    <w:p>
-      <w:pPr>
-        <w:autoSpaceDE w:val="0"/>
-        <w:autoSpaceDN w:val="0"/>
-        <w:adjustRightInd w:val="0"/>
-        <w:spacing w:after="0" w:line="240" w:lineRule="auto"/>
-        <w:rPr>
-          <w:rFonts w:cs="Helvetica Neue"/>
-          <w:color w:val="000000" w:themeColor="text1"/>
-          <w:kern w:val="0"/>
-          <w:lang w:val="nl-NL"/>
-        </w:rPr>
-      </w:pPr>
-      <w:proofErr w:type="gramStart"/>
-      <w:r>
-        <w:rPr>
-          <w:rFonts w:cs="Helvetica Neue"/>
-          <w:color w:val="000000" w:themeColor="text1"/>
-          <w:kern w:val="0"/>
-          <w:lang w:val="nl-NL"/>
-        </w:rPr>
-        <w:t>kwaliteitseisen</w:t>
-      </w:r>
-      <w:proofErr w:type="gramEnd"/>
-      <w:r>
-        <w:rPr>
-          <w:rFonts w:cs="Helvetica Neue"/>
-          <w:color w:val="000000" w:themeColor="text1"/>
-          <w:kern w:val="0"/>
-          <w:lang w:val="nl-NL"/>
-        </w:rPr>
-        <w:t xml:space="preserve"> en rekening houdt met onverwachte situaties</w:t>
-      </w:r>
-    </w:p>
-    <w:p>
-      <w:pPr>
-        <w:autoSpaceDE w:val="0"/>
-        <w:autoSpaceDN w:val="0"/>
-        <w:adjustRightInd w:val="0"/>
-        <w:spacing w:after="0" w:line="240" w:lineRule="auto"/>
-        <w:rPr>
-          <w:rFonts w:cs="Helvetica Neue"/>
-          <w:color w:val="000000" w:themeColor="text1"/>
-          <w:kern w:val="0"/>
-          <w:lang w:val="nl-NL"/>
-        </w:rPr>
-      </w:pPr>
-      <w:r>
-        <w:rPr>
-          <w:rFonts w:cs="Helvetica Neue"/>
-          <w:color w:val="000000" w:themeColor="text1"/>
-          <w:kern w:val="0"/>
-          <w:lang w:val="nl-NL"/>
-        </w:rPr>
-        <w:lastRenderedPageBreak/>
-        <w:t>(</w:t>
-      </w:r>
-      <w:proofErr w:type="spellStart"/>
-      <w:proofErr w:type="gramStart"/>
-      <w:r>
-        <w:rPr>
-          <w:rFonts w:cs="Helvetica Neue"/>
-          <w:color w:val="000000" w:themeColor="text1"/>
-          <w:kern w:val="0"/>
-          <w:lang w:val="nl-NL"/>
-        </w:rPr>
-        <w:t>exceptions</w:t>
-      </w:r>
-      <w:proofErr w:type="spellEnd"/>
-      <w:proofErr w:type="gramEnd"/>
-      <w:r>
-        <w:rPr>
-          <w:rFonts w:cs="Helvetica Neue"/>
-          <w:color w:val="000000" w:themeColor="text1"/>
-          <w:kern w:val="0"/>
-          <w:lang w:val="nl-NL"/>
-        </w:rPr>
-        <w:t>).</w:t>
-      </w:r>
-    </w:p>
-    <w:p>
-      <w:pPr>
-        <w:shd w:val="clear" w:color="auto" w:fill="C00000"/>
-        <w:autoSpaceDE w:val="0"/>
-        <w:autoSpaceDN w:val="0"/>
-        <w:adjustRightInd w:val="0"/>
-        <w:spacing w:after="0" w:line="240" w:lineRule="auto"/>
-        <w:rPr>
-          <w:rFonts w:cs="Helvetica Neue"/>
-          <w:color w:val="000000" w:themeColor="text1"/>
-          <w:kern w:val="0"/>
-          <w:lang w:val="nl-NL"/>
-        </w:rPr>
-      </w:pPr>
-      <w:r>
-        <w:rPr>
-          <w:rFonts w:cs="Helvetica Neue"/>
-          <w:color w:val="000000" w:themeColor="text1"/>
-          <w:kern w:val="0"/>
-          <w:lang w:val="nl-NL"/>
-        </w:rPr>
-        <w:t>Is er niet</w:t>
+      <w:r>
+        <w:rPr>
+          <w:rFonts w:cs="Helvetica Neue"/>
+          <w:color w:val="000000" w:themeColor="text1"/>
+          <w:kern w:val="0"/>
+          <w:lang w:val="nl-NL"/>
+        </w:rPr>
+        <w:t>het gerealiseerde product voldoet aan de eisen volgens de zelf</w:t>
+      </w:r>
+    </w:p>
+    <w:p>
+      <w:pPr>
+        <w:autoSpaceDE w:val="0"/>
+        <w:autoSpaceDN w:val="0"/>
+        <w:adjustRightInd w:val="0"/>
+        <w:spacing w:after="0" w:line="240" w:lineRule="auto"/>
+        <w:rPr>
+          <w:rFonts w:cs="Helvetica Neue"/>
+          <w:color w:val="000000" w:themeColor="text1"/>
+          <w:kern w:val="0"/>
+        </w:rPr>
+      </w:pPr>
+      <w:r>
+        <w:rPr>
+          <w:rFonts w:cs="Helvetica Neue"/>
+          <w:color w:val="000000" w:themeColor="text1"/>
+          <w:kern w:val="0"/>
+        </w:rPr>
+        <w:t>opgestelde requirements, inclusief de security en privacy issues.</w:t>
+      </w:r>
+    </w:p>
+    <w:p>
+      <w:pPr>
+        <w:shd w:val="clear" w:color="auto" w:fill="E97132" w:themeFill="accent2"/>
+        <w:autoSpaceDE w:val="0"/>
+        <w:autoSpaceDN w:val="0"/>
+        <w:adjustRightInd w:val="0"/>
+        <w:spacing w:after="0" w:line="240" w:lineRule="auto"/>
+        <w:rPr>
+          <w:rFonts w:cs="Helvetica Neue"/>
+          <w:color w:val="000000" w:themeColor="text1"/>
+          <w:kern w:val="0"/>
+          <w:lang w:val="nl-NL"/>
+        </w:rPr>
+      </w:pPr>
+      <w:r>
+        <w:rPr>
+          <w:rFonts w:cs="Helvetica Neue"/>
+          <w:color w:val="000000" w:themeColor="text1"/>
+          <w:kern w:val="0"/>
+          <w:lang w:val="nl-NL"/>
+        </w:rPr>
+        <w:t>Half af, Er is een testrapport met testen</w:t>
+      </w:r>
+      <w:r>
+        <w:rPr>
+          <w:rFonts w:cs="Helvetica Neue"/>
+          <w:color w:val="000000" w:themeColor="text1"/>
+          <w:kern w:val="0"/>
+          <w:lang w:val="nl-NL"/>
+        </w:rPr>
+        <w:t>, nog niet ingevuld/uitgewerkt.</w:t>
+      </w:r>
+    </w:p>
+    <w:p>
+      <w:pPr>
+        <w:autoSpaceDE w:val="0"/>
+        <w:autoSpaceDN w:val="0"/>
+        <w:adjustRightInd w:val="0"/>
+        <w:spacing w:after="0" w:line="240" w:lineRule="auto"/>
+        <w:rPr>
+          <w:rFonts w:cs="Helvetica Neue"/>
+          <w:color w:val="000000" w:themeColor="text1"/>
+          <w:kern w:val="0"/>
+          <w:lang w:val="nl-NL"/>
+        </w:rPr>
+      </w:pPr>
+      <w:r>
+        <w:rPr>
+          <w:rFonts w:cs="Helvetica Neue"/>
+          <w:color w:val="000000" w:themeColor="text1"/>
+          <w:kern w:val="0"/>
+          <w:lang w:val="nl-NL"/>
+        </w:rPr>
+        <w:t>11. [Realiseren] Je kunt programmacode schrijven die voldoet aan gegeven</w:t>
+      </w:r>
+    </w:p>
+    <w:p>
+      <w:pPr>
+        <w:autoSpaceDE w:val="0"/>
+        <w:autoSpaceDN w:val="0"/>
+        <w:adjustRightInd w:val="0"/>
+        <w:spacing w:after="0" w:line="240" w:lineRule="auto"/>
+        <w:rPr>
+          <w:rFonts w:cs="Helvetica Neue"/>
+          <w:color w:val="000000" w:themeColor="text1"/>
+          <w:kern w:val="0"/>
+          <w:lang w:val="nl-NL"/>
+        </w:rPr>
+      </w:pPr>
+      <w:r>
+        <w:rPr>
+          <w:rFonts w:cs="Helvetica Neue"/>
+          <w:color w:val="000000" w:themeColor="text1"/>
+          <w:kern w:val="0"/>
+          <w:lang w:val="nl-NL"/>
+        </w:rPr>
+        <w:t>kwaliteitseisen en rekening houdt met onverwachte situaties</w:t>
+      </w:r>
+    </w:p>
+    <w:p>
+      <w:pPr>
+        <w:autoSpaceDE w:val="0"/>
+        <w:autoSpaceDN w:val="0"/>
+        <w:adjustRightInd w:val="0"/>
+        <w:spacing w:after="0" w:line="240" w:lineRule="auto"/>
+        <w:rPr>
+          <w:rFonts w:cs="Helvetica Neue"/>
+          <w:color w:val="000000" w:themeColor="text1"/>
+          <w:kern w:val="0"/>
+          <w:lang w:val="nl-NL"/>
+        </w:rPr>
+      </w:pPr>
+      <w:r>
+        <w:rPr>
+          <w:rFonts w:cs="Helvetica Neue"/>
+          <w:color w:val="000000" w:themeColor="text1"/>
+          <w:kern w:val="0"/>
+          <w:lang w:val="nl-NL"/>
+        </w:rPr>
+        <w:t>(exceptions).</w:t>
+      </w:r>
+    </w:p>
+    <w:p>
+      <w:pPr>
+        <w:shd w:val="clear" w:color="auto" w:fill="E97132" w:themeFill="accent2"/>
+        <w:autoSpaceDE w:val="0"/>
+        <w:autoSpaceDN w:val="0"/>
+        <w:adjustRightInd w:val="0"/>
+        <w:spacing w:after="0" w:line="240" w:lineRule="auto"/>
+        <w:rPr>
+          <w:rFonts w:cs="Helvetica Neue"/>
+          <w:color w:val="000000" w:themeColor="text1"/>
+          <w:kern w:val="0"/>
+          <w:lang w:val="nl-NL"/>
+        </w:rPr>
+      </w:pPr>
+      <w:r>
+        <w:rPr>
+          <w:rFonts w:cs="Helvetica Neue"/>
+          <w:color w:val="000000" w:themeColor="text1"/>
+          <w:kern w:val="0"/>
+          <w:lang w:val="nl-NL"/>
+        </w:rPr>
+        <w:t>Er is code (de exceptions moet nog naar gekeken worden.)</w:t>
       </w:r>
     </w:p>
     <w:p>
@@ -1394,26 +1267,26 @@
     </w:p>
     <w:p>
       <w:pPr>
-        <w:shd w:val="clear" w:color="auto" w:fill="7030A0"/>
-        <w:autoSpaceDE w:val="0"/>
-        <w:autoSpaceDN w:val="0"/>
-        <w:adjustRightInd w:val="0"/>
-        <w:spacing w:after="0" w:line="240" w:lineRule="auto"/>
-        <w:rPr>
-          <w:rFonts w:cs="Helvetica Neue"/>
-          <w:color w:val="000000" w:themeColor="text1"/>
-          <w:kern w:val="0"/>
-          <w:lang w:val="nl-NL"/>
-        </w:rPr>
-      </w:pPr>
-      <w:r>
-        <w:rPr>
-          <w:rFonts w:cs="Helvetica Neue"/>
-          <w:color w:val="000000" w:themeColor="text1"/>
-          <w:kern w:val="0"/>
-          <w:lang w:val="nl-NL"/>
-        </w:rPr>
-        <w:t>Niet zeker</w:t>
+        <w:shd w:val="clear" w:color="auto" w:fill="4EA72E" w:themeFill="accent6"/>
+        <w:autoSpaceDE w:val="0"/>
+        <w:autoSpaceDN w:val="0"/>
+        <w:adjustRightInd w:val="0"/>
+        <w:spacing w:after="0" w:line="240" w:lineRule="auto"/>
+        <w:rPr>
+          <w:rFonts w:cs="Helvetica Neue"/>
+          <w:color w:val="000000" w:themeColor="text1"/>
+          <w:kern w:val="0"/>
+          <w:lang w:val="nl-NL"/>
+        </w:rPr>
+      </w:pPr>
+      <w:r>
+        <w:rPr>
+          <w:rFonts w:cs="Helvetica Neue"/>
+          <w:color w:val="000000" w:themeColor="text1"/>
+          <w:kern w:val="0"/>
+          <w:lang w:val="nl-NL"/>
+        </w:rPr>
+        <w:t>Gedaan</w:t>
       </w:r>
     </w:p>
     <w:p>
@@ -1452,25 +1325,14 @@
           <w:lang w:val="nl-NL"/>
         </w:rPr>
       </w:pPr>
-      <w:proofErr w:type="gramStart"/>
-      <w:r>
-        <w:rPr>
-          <w:rFonts w:cs="Helvetica Neue"/>
-          <w:color w:val="000000" w:themeColor="text1"/>
-          <w:kern w:val="0"/>
-          <w:lang w:val="nl-NL"/>
-        </w:rPr>
-        <w:t>documenten</w:t>
-      </w:r>
-      <w:proofErr w:type="gramEnd"/>
-      <w:r>
-        <w:rPr>
-          <w:rFonts w:cs="Helvetica Neue"/>
-          <w:color w:val="000000" w:themeColor="text1"/>
-          <w:kern w:val="0"/>
-          <w:lang w:val="nl-NL"/>
-        </w:rPr>
-        <w:t xml:space="preserve"> door middel van een changelog</w:t>
+      <w:r>
+        <w:rPr>
+          <w:rFonts w:cs="Helvetica Neue"/>
+          <w:color w:val="000000" w:themeColor="text1"/>
+          <w:kern w:val="0"/>
+          <w:lang w:val="nl-NL"/>
+        </w:rPr>
+        <w:t>documenten door middel van een changelog</w:t>
       </w:r>
     </w:p>
     <w:p>
@@ -1533,25 +1395,14 @@
           <w:lang w:val="nl-NL"/>
         </w:rPr>
       </w:pPr>
-      <w:proofErr w:type="gramStart"/>
-      <w:r>
-        <w:rPr>
-          <w:rFonts w:cs="Helvetica Neue"/>
-          <w:color w:val="000000" w:themeColor="text1"/>
-          <w:kern w:val="0"/>
-          <w:lang w:val="nl-NL"/>
-        </w:rPr>
-        <w:t>aan</w:t>
-      </w:r>
-      <w:proofErr w:type="gramEnd"/>
-      <w:r>
-        <w:rPr>
-          <w:rFonts w:cs="Helvetica Neue"/>
-          <w:color w:val="000000" w:themeColor="text1"/>
-          <w:kern w:val="0"/>
-          <w:lang w:val="nl-NL"/>
-        </w:rPr>
-        <w:t xml:space="preserve"> gegeven budget en tijd.</w:t>
+      <w:r>
+        <w:rPr>
+          <w:rFonts w:cs="Helvetica Neue"/>
+          <w:color w:val="000000" w:themeColor="text1"/>
+          <w:kern w:val="0"/>
+          <w:lang w:val="nl-NL"/>
+        </w:rPr>
+        <w:t>aan gegeven budget en tijd.</w:t>
       </w:r>
     </w:p>
     <w:p>
@@ -1575,27 +1426,7 @@
           <w:kern w:val="0"/>
           <w:lang w:val="nl-NL"/>
         </w:rPr>
-        <w:t xml:space="preserve">Scope van het project is </w:t>
-      </w:r>
-      <w:proofErr w:type="gramStart"/>
-      <w:r>
-        <w:rPr>
-          <w:rFonts w:cs="Helvetica Neue"/>
-          <w:color w:val="000000" w:themeColor="text1"/>
-          <w:kern w:val="0"/>
-          <w:lang w:val="nl-NL"/>
-        </w:rPr>
-        <w:t>verandert</w:t>
-      </w:r>
-      <w:proofErr w:type="gramEnd"/>
-      <w:r>
-        <w:rPr>
-          <w:rFonts w:cs="Helvetica Neue"/>
-          <w:color w:val="000000" w:themeColor="text1"/>
-          <w:kern w:val="0"/>
-          <w:lang w:val="nl-NL"/>
-        </w:rPr>
-        <w:t xml:space="preserve"> en aanpassingen zijn genomen</w:t>
+        <w:t>Scope van het project is verandert en aanpassingen zijn genomen</w:t>
       </w:r>
     </w:p>
     <w:p>
@@ -1634,55 +1465,33 @@
           <w:lang w:val="nl-NL"/>
         </w:rPr>
       </w:pPr>
-      <w:proofErr w:type="gramStart"/>
-      <w:r>
-        <w:rPr>
-          <w:rFonts w:cs="Helvetica Neue"/>
-          <w:color w:val="000000" w:themeColor="text1"/>
-          <w:kern w:val="0"/>
-          <w:lang w:val="nl-NL"/>
-        </w:rPr>
-        <w:t>tussen</w:t>
-      </w:r>
-      <w:proofErr w:type="gramEnd"/>
-      <w:r>
-        <w:rPr>
-          <w:rFonts w:cs="Helvetica Neue"/>
-          <w:color w:val="000000" w:themeColor="text1"/>
-          <w:kern w:val="0"/>
-          <w:lang w:val="nl-NL"/>
-        </w:rPr>
-        <w:t xml:space="preserve"> je projectgroep en de stakeholders en die op passende wijze</w:t>
-      </w:r>
-    </w:p>
-    <w:p>
-      <w:pPr>
-        <w:rPr>
-          <w:rFonts w:cs="Helvetica Neue"/>
-          <w:color w:val="000000" w:themeColor="text1"/>
-          <w:kern w:val="0"/>
-          <w:lang w:val="nl-NL"/>
-        </w:rPr>
-      </w:pPr>
-      <w:proofErr w:type="gramStart"/>
-      <w:r>
-        <w:rPr>
-          <w:rFonts w:cs="Helvetica Neue"/>
-          <w:color w:val="000000" w:themeColor="text1"/>
-          <w:kern w:val="0"/>
-          <w:lang w:val="nl-NL"/>
-        </w:rPr>
-        <w:t>voor</w:t>
-      </w:r>
-      <w:proofErr w:type="gramEnd"/>
-      <w:r>
-        <w:rPr>
-          <w:rFonts w:cs="Helvetica Neue"/>
-          <w:color w:val="000000" w:themeColor="text1"/>
-          <w:kern w:val="0"/>
-          <w:lang w:val="nl-NL"/>
-        </w:rPr>
-        <w:t xml:space="preserve"> de opdracht relevante informatie voorzien</w:t>
+      <w:r>
+        <w:rPr>
+          <w:rFonts w:cs="Helvetica Neue"/>
+          <w:color w:val="000000" w:themeColor="text1"/>
+          <w:kern w:val="0"/>
+          <w:lang w:val="nl-NL"/>
+        </w:rPr>
+        <w:t>tussen je projectgroep en de stakeholders en die op passende wijze</w:t>
+      </w:r>
+    </w:p>
+    <w:p>
+      <w:pPr>
+        <w:rPr>
+          <w:rFonts w:cs="Helvetica Neue"/>
+          <w:color w:val="000000" w:themeColor="text1"/>
+          <w:kern w:val="0"/>
+          <w:lang w:val="nl-NL"/>
+        </w:rPr>
+      </w:pPr>
+      <w:r>
+        <w:rPr>
+          <w:rFonts w:cs="Helvetica Neue"/>
+          <w:color w:val="000000" w:themeColor="text1"/>
+          <w:kern w:val="0"/>
+          <w:lang w:val="nl-NL"/>
+        </w:rPr>
+        <w:t>voor de opdracht relevante informatie voorzien</w:t>
       </w:r>
     </w:p>
     <w:p>
@@ -1709,24 +1518,6 @@
       <w:pPr>
         <w:rPr>
           <w:rFonts w:cs="Helvetica Neue"/>
-          <w:lang w:val="nl-NL"/>
-        </w:rPr>
-      </w:pPr>
-    </w:p>
-    <w:p>
-      <w:pPr>
-        <w:rPr>
-          <w:rFonts w:cs="Helvetica Neue"/>
-          <w:color w:val="000000" w:themeColor="text1"/>
-          <w:kern w:val="0"/>
-          <w:lang w:val="nl-NL"/>
-        </w:rPr>
-      </w:pPr>
-    </w:p>
-    <w:p>
-      <w:pPr>
-        <w:rPr>
-          <w:rFonts w:cs="Helvetica Neue"/>
           <w:color w:val="000000" w:themeColor="text1"/>
           <w:kern w:val="0"/>
           <w:lang w:val="nl-NL"/>
@@ -1761,309 +1552,290 @@
           <w:lang w:val="nl-NL"/>
         </w:rPr>
       </w:pPr>
-      <w:proofErr w:type="spellStart"/>
-      <w:r>
-        <w:rPr>
-          <w:rFonts w:cs="Helvetica Neue"/>
-          <w:color w:val="000000" w:themeColor="text1"/>
-          <w:kern w:val="0"/>
-          <w:lang w:val="nl-NL"/>
-        </w:rPr>
-        <w:t>Tidalis</w:t>
-      </w:r>
-      <w:proofErr w:type="spellEnd"/>
-      <w:r>
-        <w:rPr>
-          <w:rFonts w:cs="Helvetica Neue"/>
-          <w:color w:val="000000" w:themeColor="text1"/>
-          <w:kern w:val="0"/>
-          <w:lang w:val="nl-NL"/>
-        </w:rPr>
-        <w:t xml:space="preserve"> is een softwarebedrijf </w:t>
-      </w:r>
-      <w:r>
-        <w:rPr>
-          <w:rFonts w:cs="Helvetica Neue"/>
-          <w:color w:val="000000" w:themeColor="text1"/>
-          <w:kern w:val="0"/>
-          <w:lang w:val="nl-NL"/>
-        </w:rPr>
-        <w:t xml:space="preserve">die ervoor zorgen dat gebruikers in scheepvaart-gerelateerde omgevingen </w:t>
-      </w:r>
-      <w:proofErr w:type="spellStart"/>
-      <w:r>
-        <w:rPr>
-          <w:rFonts w:cs="Helvetica Neue"/>
-          <w:color w:val="000000" w:themeColor="text1"/>
-          <w:kern w:val="0"/>
-          <w:lang w:val="nl-NL"/>
-        </w:rPr>
-        <w:t>situational</w:t>
-      </w:r>
-      <w:proofErr w:type="spellEnd"/>
-      <w:r>
-        <w:rPr>
-          <w:rFonts w:cs="Helvetica Neue"/>
-          <w:color w:val="000000" w:themeColor="text1"/>
-          <w:kern w:val="0"/>
-          <w:lang w:val="nl-NL"/>
-        </w:rPr>
-        <w:t xml:space="preserve"> awareness hebben. </w:t>
-      </w:r>
-      <w:proofErr w:type="spellStart"/>
-      <w:r>
-        <w:rPr>
-          <w:rFonts w:cs="Helvetica Neue"/>
-          <w:color w:val="000000" w:themeColor="text1"/>
-          <w:kern w:val="0"/>
-          <w:lang w:val="nl-NL"/>
-        </w:rPr>
-        <w:t>Situational</w:t>
-      </w:r>
-      <w:proofErr w:type="spellEnd"/>
-      <w:r>
-        <w:rPr>
-          <w:rFonts w:cs="Helvetica Neue"/>
-          <w:color w:val="000000" w:themeColor="text1"/>
-          <w:kern w:val="0"/>
-          <w:lang w:val="nl-NL"/>
-        </w:rPr>
-        <w:t xml:space="preserve"> awareness betekent dat gebruikers een beeld kunnen zien van scheepvaartverkeer in een gekozen gebied. Havens kunnen met dit beeld verkeer veilig, </w:t>
-      </w:r>
-      <w:proofErr w:type="spellStart"/>
-      <w:r>
-        <w:rPr>
-          <w:rFonts w:cs="Helvetica Neue"/>
-          <w:color w:val="000000" w:themeColor="text1"/>
-          <w:kern w:val="0"/>
-          <w:lang w:val="nl-NL"/>
-        </w:rPr>
-        <w:t>efficient</w:t>
-      </w:r>
-      <w:proofErr w:type="spellEnd"/>
-      <w:r>
-        <w:rPr>
-          <w:rFonts w:cs="Helvetica Neue"/>
-          <w:color w:val="000000" w:themeColor="text1"/>
-          <w:kern w:val="0"/>
-          <w:lang w:val="nl-NL"/>
-        </w:rPr>
-        <w:t xml:space="preserve"> een duurzaam afhandelen. Kustwachten kunnen bijvoorbeeld Search </w:t>
-      </w:r>
-      <w:proofErr w:type="spellStart"/>
-      <w:r>
-        <w:rPr>
-          <w:rFonts w:cs="Helvetica Neue"/>
-          <w:color w:val="000000" w:themeColor="text1"/>
-          <w:kern w:val="0"/>
-          <w:lang w:val="nl-NL"/>
-        </w:rPr>
-        <w:t>and</w:t>
-      </w:r>
-      <w:proofErr w:type="spellEnd"/>
-      <w:r>
-        <w:rPr>
-          <w:rFonts w:cs="Helvetica Neue"/>
-          <w:color w:val="000000" w:themeColor="text1"/>
-          <w:kern w:val="0"/>
-          <w:lang w:val="nl-NL"/>
-        </w:rPr>
-        <w:t xml:space="preserve"> </w:t>
-      </w:r>
-      <w:proofErr w:type="spellStart"/>
-      <w:r>
-        <w:rPr>
-          <w:rFonts w:cs="Helvetica Neue"/>
-          <w:color w:val="000000" w:themeColor="text1"/>
-          <w:kern w:val="0"/>
-          <w:lang w:val="nl-NL"/>
-        </w:rPr>
-        <w:t>Rescue</w:t>
-      </w:r>
-      <w:proofErr w:type="spellEnd"/>
-      <w:r>
-        <w:rPr>
-          <w:rFonts w:cs="Helvetica Neue"/>
-          <w:color w:val="000000" w:themeColor="text1"/>
-          <w:kern w:val="0"/>
-          <w:lang w:val="nl-NL"/>
-        </w:rPr>
-        <w:t xml:space="preserve"> missies uitvoeren met behulp van deze informatie. </w:t>
-      </w:r>
-      <w:r>
-        <w:rPr>
-          <w:rFonts w:cs="Helvetica Neue"/>
-          <w:color w:val="000000" w:themeColor="text1"/>
-          <w:kern w:val="0"/>
-          <w:lang w:val="nl-NL"/>
-        </w:rPr>
-        <w:t xml:space="preserve">Daarnaast kunnen kustwachten en overheden hun natte landsgrenzen beter bewaken en overzien met de oplossingen van </w:t>
-      </w:r>
-      <w:proofErr w:type="spellStart"/>
-      <w:r>
-        <w:rPr>
-          <w:rFonts w:cs="Helvetica Neue"/>
-          <w:color w:val="000000" w:themeColor="text1"/>
-          <w:kern w:val="0"/>
-          <w:lang w:val="nl-NL"/>
-        </w:rPr>
-        <w:t>Tidalis</w:t>
-      </w:r>
-      <w:proofErr w:type="spellEnd"/>
-      <w:r>
-        <w:rPr>
-          <w:rFonts w:cs="Helvetica Neue"/>
-          <w:color w:val="000000" w:themeColor="text1"/>
-          <w:kern w:val="0"/>
-          <w:lang w:val="nl-NL"/>
-        </w:rPr>
-        <w:t xml:space="preserve">, dus als surveillance. </w:t>
-      </w:r>
-      <w:proofErr w:type="spellStart"/>
-      <w:r>
-        <w:rPr>
-          <w:rFonts w:cs="Helvetica Neue"/>
-          <w:color w:val="000000" w:themeColor="text1"/>
-          <w:kern w:val="0"/>
-          <w:lang w:val="nl-NL"/>
-        </w:rPr>
-        <w:t>Tidalis</w:t>
-      </w:r>
-      <w:proofErr w:type="spellEnd"/>
-      <w:r>
-        <w:rPr>
-          <w:rFonts w:cs="Helvetica Neue"/>
-          <w:color w:val="000000" w:themeColor="text1"/>
-          <w:kern w:val="0"/>
-          <w:lang w:val="nl-NL"/>
-        </w:rPr>
-        <w:t xml:space="preserve"> gebruiken in hun oplossingen diverse sensoren zoals radar, Automatic </w:t>
-      </w:r>
-      <w:proofErr w:type="spellStart"/>
-      <w:r>
-        <w:rPr>
-          <w:rFonts w:cs="Helvetica Neue"/>
-          <w:color w:val="000000" w:themeColor="text1"/>
-          <w:kern w:val="0"/>
-          <w:lang w:val="nl-NL"/>
-        </w:rPr>
-        <w:t>Identification</w:t>
-      </w:r>
-      <w:proofErr w:type="spellEnd"/>
-      <w:r>
-        <w:rPr>
-          <w:rFonts w:cs="Helvetica Neue"/>
-          <w:color w:val="000000" w:themeColor="text1"/>
-          <w:kern w:val="0"/>
-          <w:lang w:val="nl-NL"/>
-        </w:rPr>
-        <w:t xml:space="preserve"> System(AIS)*, radio </w:t>
-      </w:r>
-      <w:proofErr w:type="spellStart"/>
-      <w:r>
-        <w:rPr>
-          <w:rFonts w:cs="Helvetica Neue"/>
-          <w:color w:val="000000" w:themeColor="text1"/>
-          <w:kern w:val="0"/>
-          <w:lang w:val="nl-NL"/>
-        </w:rPr>
-        <w:t>direction</w:t>
-      </w:r>
-      <w:proofErr w:type="spellEnd"/>
-      <w:r>
-        <w:rPr>
-          <w:rFonts w:cs="Helvetica Neue"/>
-          <w:color w:val="000000" w:themeColor="text1"/>
-          <w:kern w:val="0"/>
-          <w:lang w:val="nl-NL"/>
-        </w:rPr>
-        <w:t xml:space="preserve"> </w:t>
-      </w:r>
-      <w:proofErr w:type="spellStart"/>
-      <w:r>
-        <w:rPr>
-          <w:rFonts w:cs="Helvetica Neue"/>
-          <w:color w:val="000000" w:themeColor="text1"/>
-          <w:kern w:val="0"/>
-          <w:lang w:val="nl-NL"/>
-        </w:rPr>
-        <w:t>finders</w:t>
-      </w:r>
-      <w:proofErr w:type="spellEnd"/>
-      <w:r>
-        <w:rPr>
-          <w:rFonts w:cs="Helvetica Neue"/>
-          <w:color w:val="000000" w:themeColor="text1"/>
-          <w:kern w:val="0"/>
-          <w:lang w:val="nl-NL"/>
-        </w:rPr>
-        <w:t xml:space="preserve"> en hydrometer sensoren</w:t>
-      </w:r>
-    </w:p>
-    <w:p>
-      <w:pPr>
-        <w:rPr>
-          <w:rFonts w:cs="Helvetica Neue"/>
-          <w:color w:val="000000" w:themeColor="text1"/>
-          <w:kern w:val="0"/>
-          <w:lang w:val="nl-NL"/>
-        </w:rPr>
-      </w:pPr>
-    </w:p>
-    <w:p>
-      <w:pPr>
-        <w:rPr>
-          <w:rFonts w:cs="Helvetica Neue"/>
-          <w:color w:val="000000" w:themeColor="text1"/>
-          <w:kern w:val="0"/>
-          <w:lang w:val="nl-NL"/>
-        </w:rPr>
-      </w:pPr>
-    </w:p>
-    <w:p>
-      <w:pPr>
-        <w:rPr>
-          <w:rFonts w:cs="Helvetica Neue"/>
-          <w:color w:val="000000" w:themeColor="text1"/>
-          <w:kern w:val="0"/>
-          <w:lang w:val="nl-NL"/>
-        </w:rPr>
-      </w:pPr>
-    </w:p>
-    <w:p>
-      <w:pPr>
-        <w:rPr>
-          <w:rFonts w:cs="Helvetica Neue"/>
-          <w:color w:val="000000" w:themeColor="text1"/>
-          <w:kern w:val="0"/>
-          <w:lang w:val="nl-NL"/>
-        </w:rPr>
-      </w:pPr>
-    </w:p>
-    <w:p>
-      <w:pPr>
-        <w:rPr>
-          <w:rFonts w:cs="Helvetica Neue"/>
-          <w:color w:val="000000" w:themeColor="text1"/>
-          <w:kern w:val="0"/>
-          <w:lang w:val="nl-NL"/>
-        </w:rPr>
-      </w:pPr>
-    </w:p>
-    <w:p>
-      <w:pPr>
-        <w:rPr>
-          <w:rFonts w:cs="Helvetica Neue"/>
-          <w:color w:val="000000" w:themeColor="text1"/>
-          <w:kern w:val="0"/>
-          <w:lang w:val="nl-NL"/>
-        </w:rPr>
-      </w:pPr>
-    </w:p>
-    <w:p>
-      <w:pPr>
-        <w:rPr>
-          <w:rFonts w:cs="Helvetica Neue"/>
+      <w:r>
+        <w:rPr>
+          <w:rFonts w:cs="Helvetica Neue"/>
+          <w:color w:val="000000" w:themeColor="text1"/>
+          <w:kern w:val="0"/>
+          <w:lang w:val="nl-NL"/>
+        </w:rPr>
+        <w:t xml:space="preserve">Tidalis is een softwarebedrijf </w:t>
+      </w:r>
+      <w:r>
+        <w:rPr>
+          <w:rFonts w:cs="Helvetica Neue"/>
+          <w:color w:val="000000" w:themeColor="text1"/>
+          <w:kern w:val="0"/>
+          <w:lang w:val="nl-NL"/>
+        </w:rPr>
+        <w:t xml:space="preserve">die ervoor zorgen dat gebruikers in scheepvaart-gerelateerde omgevingen situational awareness hebben. Situational awareness betekent dat gebruikers een beeld kunnen zien van scheepvaartverkeer in een gekozen gebied. Havens kunnen met dit beeld verkeer veilig, efficient een duurzaam afhandelen. Kustwachten kunnen bijvoorbeeld Search and Rescue missies uitvoeren met behulp van deze informatie. </w:t>
+      </w:r>
+      <w:r>
+        <w:rPr>
+          <w:rFonts w:cs="Helvetica Neue"/>
+          <w:color w:val="000000" w:themeColor="text1"/>
+          <w:kern w:val="0"/>
+          <w:lang w:val="nl-NL"/>
+        </w:rPr>
+        <w:t>Daarnaast kunnen kustwachten en overheden hun natte landsgrenzen beter bewaken en overzien met de oplossingen van Tidalis, dus als surveillance. Tidalis gebruiken in hun oplossingen diverse sensoren zoals radar, Automatic Identification System(AIS)*, radio direction finders en hydrometer sensoren</w:t>
+      </w:r>
+    </w:p>
+    <w:p>
+      <w:pPr>
+        <w:rPr>
+          <w:rFonts w:cs="Helvetica Neue"/>
+          <w:color w:val="000000" w:themeColor="text1"/>
+          <w:kern w:val="0"/>
+          <w:lang w:val="nl-NL"/>
+        </w:rPr>
+      </w:pPr>
+    </w:p>
+    <w:tbl>
+      <w:tblPr>
+        <w:tblStyle w:val="Tabelraster"/>
+        <w:tblW w:w="0" w:type="auto"/>
+        <w:tblLook w:val="04A0" w:firstRow="1" w:lastRow="0" w:firstColumn="1" w:lastColumn="0" w:noHBand="0" w:noVBand="1"/>
+      </w:tblPr>
+      <w:tblGrid>
+        <w:gridCol w:w="864"/>
+        <w:gridCol w:w="7069"/>
+        <w:gridCol w:w="1417"/>
+      </w:tblGrid>
+      <w:tr>
+        <w:tc>
+          <w:tcPr>
+            <w:tcW w:w="864" w:type="dxa"/>
+          </w:tcPr>
+          <w:p>
+            <w:pPr>
+              <w:jc w:val="center"/>
+              <w:rPr>
+                <w:rFonts w:cs="Helvetica Neue"/>
+                <w:color w:val="000000" w:themeColor="text1"/>
+                <w:kern w:val="0"/>
+                <w:lang w:val="nl-NL"/>
+              </w:rPr>
+            </w:pPr>
+            <w:r>
+              <w:rPr>
+                <w:rFonts w:cs="Helvetica Neue"/>
+                <w:color w:val="000000" w:themeColor="text1"/>
+                <w:kern w:val="0"/>
+                <w:lang w:val="nl-NL"/>
+              </w:rPr>
+              <w:t>Versie</w:t>
+            </w:r>
+          </w:p>
+        </w:tc>
+        <w:tc>
+          <w:tcPr>
+            <w:tcW w:w="7069" w:type="dxa"/>
+          </w:tcPr>
+          <w:p>
+            <w:pPr>
+              <w:rPr>
+                <w:rFonts w:cs="Helvetica Neue"/>
+                <w:color w:val="000000" w:themeColor="text1"/>
+                <w:kern w:val="0"/>
+                <w:lang w:val="nl-NL"/>
+              </w:rPr>
+            </w:pPr>
+            <w:r>
+              <w:rPr>
+                <w:rFonts w:cs="Helvetica Neue"/>
+                <w:color w:val="000000" w:themeColor="text1"/>
+                <w:kern w:val="0"/>
+                <w:lang w:val="nl-NL"/>
+              </w:rPr>
+              <w:t>Verandering</w:t>
+            </w:r>
+          </w:p>
+        </w:tc>
+        <w:tc>
+          <w:tcPr>
+            <w:tcW w:w="1417" w:type="dxa"/>
+          </w:tcPr>
+          <w:p>
+            <w:pPr>
+              <w:jc w:val="center"/>
+              <w:rPr>
+                <w:rFonts w:cs="Helvetica Neue"/>
+                <w:color w:val="000000" w:themeColor="text1"/>
+                <w:kern w:val="0"/>
+                <w:lang w:val="nl-NL"/>
+              </w:rPr>
+            </w:pPr>
+            <w:r>
+              <w:rPr>
+                <w:rFonts w:cs="Helvetica Neue"/>
+                <w:color w:val="000000" w:themeColor="text1"/>
+                <w:kern w:val="0"/>
+                <w:lang w:val="nl-NL"/>
+              </w:rPr>
+              <w:t>Datum</w:t>
+            </w:r>
+          </w:p>
+        </w:tc>
+      </w:tr>
+      <w:tr>
+        <w:tc>
+          <w:tcPr>
+            <w:tcW w:w="864" w:type="dxa"/>
+          </w:tcPr>
+          <w:p>
+            <w:pPr>
+              <w:jc w:val="center"/>
+              <w:rPr>
+                <w:rFonts w:cs="Helvetica Neue"/>
+                <w:color w:val="000000" w:themeColor="text1"/>
+                <w:kern w:val="0"/>
+                <w:lang w:val="nl-NL"/>
+              </w:rPr>
+            </w:pPr>
+            <w:r>
+              <w:rPr>
+                <w:rFonts w:cs="Helvetica Neue"/>
+                <w:color w:val="000000" w:themeColor="text1"/>
+                <w:kern w:val="0"/>
+                <w:lang w:val="nl-NL"/>
+              </w:rPr>
+              <w:t>1.0</w:t>
+            </w:r>
+          </w:p>
+        </w:tc>
+        <w:tc>
+          <w:tcPr>
+            <w:tcW w:w="7069" w:type="dxa"/>
+          </w:tcPr>
+          <w:p>
+            <w:pPr>
+              <w:rPr>
+                <w:rFonts w:cs="Helvetica Neue"/>
+                <w:color w:val="000000" w:themeColor="text1"/>
+                <w:kern w:val="0"/>
+                <w:lang w:val="nl-NL"/>
+              </w:rPr>
+            </w:pPr>
+            <w:r>
+              <w:rPr>
+                <w:rFonts w:cs="Helvetica Neue"/>
+                <w:color w:val="000000" w:themeColor="text1"/>
+                <w:kern w:val="0"/>
+                <w:lang w:val="nl-NL"/>
+              </w:rPr>
+              <w:t>Aangemaakt voor 50% check-up</w:t>
+            </w:r>
+          </w:p>
+        </w:tc>
+        <w:tc>
+          <w:tcPr>
+            <w:tcW w:w="1417" w:type="dxa"/>
+          </w:tcPr>
+          <w:p>
+            <w:pPr>
+              <w:jc w:val="center"/>
+              <w:rPr>
+                <w:rFonts w:cs="Helvetica Neue"/>
+                <w:color w:val="000000" w:themeColor="text1"/>
+                <w:kern w:val="0"/>
+                <w:lang w:val="nl-NL"/>
+              </w:rPr>
+            </w:pPr>
+            <w:r>
+              <w:rPr>
+                <w:rFonts w:cs="Helvetica Neue"/>
+                <w:color w:val="000000" w:themeColor="text1"/>
+                <w:kern w:val="0"/>
+                <w:lang w:val="nl-NL"/>
+              </w:rPr>
+              <w:t>???</w:t>
+            </w:r>
+          </w:p>
+        </w:tc>
+      </w:tr>
+      <w:tr>
+        <w:tc>
+          <w:tcPr>
+            <w:tcW w:w="864" w:type="dxa"/>
+          </w:tcPr>
+          <w:p>
+            <w:pPr>
+              <w:jc w:val="center"/>
+              <w:rPr>
+                <w:rFonts w:cs="Helvetica Neue"/>
+                <w:color w:val="000000" w:themeColor="text1"/>
+                <w:kern w:val="0"/>
+                <w:lang w:val="nl-NL"/>
+              </w:rPr>
+            </w:pPr>
+            <w:r>
+              <w:rPr>
+                <w:rFonts w:cs="Helvetica Neue"/>
+                <w:color w:val="000000" w:themeColor="text1"/>
+                <w:kern w:val="0"/>
+                <w:lang w:val="nl-NL"/>
+              </w:rPr>
+              <w:t>2.0</w:t>
+            </w:r>
+          </w:p>
+        </w:tc>
+        <w:tc>
+          <w:tcPr>
+            <w:tcW w:w="7069" w:type="dxa"/>
+          </w:tcPr>
+          <w:p>
+            <w:pPr>
+              <w:rPr>
+                <w:rFonts w:cs="Helvetica Neue"/>
+                <w:color w:val="000000" w:themeColor="text1"/>
+                <w:kern w:val="0"/>
+                <w:lang w:val="nl-NL"/>
+              </w:rPr>
+            </w:pPr>
+            <w:r>
+              <w:rPr>
+                <w:rFonts w:cs="Helvetica Neue"/>
+                <w:color w:val="000000" w:themeColor="text1"/>
+                <w:kern w:val="0"/>
+                <w:lang w:val="nl-NL"/>
+              </w:rPr>
+              <w:t>Aangepast voor de 95% demonstratie.</w:t>
+            </w:r>
+          </w:p>
+        </w:tc>
+        <w:tc>
+          <w:tcPr>
+            <w:tcW w:w="1417" w:type="dxa"/>
+          </w:tcPr>
+          <w:p>
+            <w:pPr>
+              <w:jc w:val="center"/>
+              <w:rPr>
+                <w:rFonts w:cs="Helvetica Neue"/>
+                <w:color w:val="000000" w:themeColor="text1"/>
+                <w:kern w:val="0"/>
+                <w:lang w:val="nl-NL"/>
+              </w:rPr>
+            </w:pPr>
+            <w:r>
+              <w:rPr>
+                <w:rFonts w:cs="Helvetica Neue"/>
+                <w:color w:val="000000" w:themeColor="text1"/>
+                <w:kern w:val="0"/>
+                <w:lang w:val="nl-NL"/>
+              </w:rPr>
+              <w:t>19-1-2026</w:t>
+            </w:r>
+          </w:p>
+        </w:tc>
+      </w:tr>
+    </w:tbl>
+    <w:p>
+      <w:pPr>
+        <w:rPr>
+          <w:rFonts w:cs="Helvetica Neue"/>
+          <w:color w:val="000000" w:themeColor="text1"/>
+          <w:kern w:val="0"/>
           <w:lang w:val="nl-NL"/>
         </w:rPr>
       </w:pPr>
@@ -2081,6 +1853,119 @@
 <file path=word/numbering.xml><?xml version="1.0" encoding="utf-8"?>
 <w:numbering xmlns:wpc="http://schemas.microsoft.com/office/word/2010/wordprocessingCanvas" xmlns:cx="http://schemas.microsoft.com/office/drawing/2014/chartex" xmlns:cx1="http://schemas.microsoft.com/office/drawing/2015/9/8/chartex" xmlns:cx2="http://schemas.microsoft.com/office/drawing/2015/10/21/chartex" xmlns:cx3="http://schemas.microsoft.com/office/drawing/2016/5/9/chartex" xmlns:cx4="http://schemas.microsoft.com/office/drawing/2016/5/10/chartex" xmlns:cx5="http://schemas.microsoft.com/office/drawing/2016/5/11/chartex" xmlns:cx6="http://schemas.microsoft.com/office/drawing/2016/5/12/chartex" xmlns:cx7="http://schemas.microsoft.com/office/drawing/2016/5/13/chartex" xmlns:cx8="http://schemas.microsoft.com/office/drawing/2016/5/14/chartex" xmlns:mc="http://schemas.openxmlformats.org/markup-compatibility/2006" xmlns:aink="http://schemas.microsoft.com/office/drawing/2016/ink" xmlns:am3d="http://schemas.microsoft.com/office/drawing/2017/model3d" xmlns:o="urn:schemas-microsoft-com:office:office" xmlns:oel="http://schemas.microsoft.com/office/2019/extlst" xmlns:r="http://schemas.openxmlformats.org/officeDocument/2006/relationships" xmlns:m="http://schemas.openxmlformats.org/officeDocument/2006/math" xmlns:v="urn:schemas-microsoft-com:vml" xmlns:wp14="http://schemas.microsoft.com/office/word/2010/wordprocessingDrawing" xmlns:wp="http://schemas.openxmlformats.org/drawingml/2006/wordprocessingDrawing" xmlns:w10="urn:schemas-microsoft-com:office:word" xmlns:w="http://schemas.openxmlformats.org/wordprocessingml/2006/main" xmlns:w14="http://schemas.microsoft.com/office/word/2010/wordml" xmlns:w15="http://schemas.microsoft.com/office/word/2012/wordml" xmlns:w16cex="http://schemas.microsoft.com/office/word/2018/wordml/cex" xmlns:w16cid="http://schemas.microsoft.com/office/word/2016/wordml/cid" xmlns:w16="http://schemas.microsoft.com/office/word/2018/wordml" xmlns:w16du="http://schemas.microsoft.com/office/word/2023/wordml/word16du" xmlns:w16sdtdh="http://schemas.microsoft.com/office/word/2020/wordml/sdtdatahash" xmlns:w16sdtfl="http://schemas.microsoft.com/office/word/2024/wordml/sdtformatlock" xmlns:w16se="http://schemas.microsoft.com/office/word/2015/wordml/symex" xmlns:wpg="http://schemas.microsoft.com/office/word/2010/wordprocessingGroup" xmlns:wpi="http://schemas.microsoft.com/office/word/2010/wordprocessingInk" xmlns:wne="http://schemas.microsoft.com/office/word/2006/wordml" xmlns:wps="http://schemas.microsoft.com/office/word/2010/wordprocessingShape" mc:Ignorable="w14 w15 w16se w16cid w16 w16cex w16sdtdh w16sdtfl w16du wp14">
   <w:abstractNum w:abstractNumId="0" w15:restartNumberingAfterBreak="0">
+    <w:nsid w:val="1A6F4A18"/>
+    <w:multiLevelType w:val="hybridMultilevel"/>
+    <w:tmpl w:val="D0DC2254"/>
+    <w:lvl w:ilvl="0" w:tplc="8D2E8F52">
+      <w:start w:val="12"/>
+      <w:numFmt w:val="bullet"/>
+      <w:lvlText w:val="-"/>
+      <w:lvlJc w:val="left"/>
+      <w:pPr>
+        <w:ind w:left="1080" w:hanging="360"/>
+      </w:pPr>
+      <w:rPr>
+        <w:rFonts w:ascii="Aptos" w:eastAsiaTheme="minorHAnsi" w:hAnsi="Aptos" w:cs="Helvetica Neue" w:hint="default"/>
+      </w:rPr>
+    </w:lvl>
+    <w:lvl w:ilvl="1" w:tplc="04130003" w:tentative="1">
+      <w:start w:val="1"/>
+      <w:numFmt w:val="bullet"/>
+      <w:lvlText w:val="o"/>
+      <w:lvlJc w:val="left"/>
+      <w:pPr>
+        <w:ind w:left="1800" w:hanging="360"/>
+      </w:pPr>
+      <w:rPr>
+        <w:rFonts w:ascii="Courier New" w:hAnsi="Courier New" w:cs="Courier New" w:hint="default"/>
+      </w:rPr>
+    </w:lvl>
+    <w:lvl w:ilvl="2" w:tplc="04130005" w:tentative="1">
+      <w:start w:val="1"/>
+      <w:numFmt w:val="bullet"/>
+      <w:lvlText w:val=""/>
+      <w:lvlJc w:val="left"/>
+      <w:pPr>
+        <w:ind w:left="2520" w:hanging="360"/>
+      </w:pPr>
+      <w:rPr>
+        <w:rFonts w:ascii="Wingdings" w:hAnsi="Wingdings" w:hint="default"/>
+      </w:rPr>
+    </w:lvl>
+    <w:lvl w:ilvl="3" w:tplc="04130001" w:tentative="1">
+      <w:start w:val="1"/>
+      <w:numFmt w:val="bullet"/>
+      <w:lvlText w:val=""/>
+      <w:lvlJc w:val="left"/>
+      <w:pPr>
+        <w:ind w:left="3240" w:hanging="360"/>
+      </w:pPr>
+      <w:rPr>
+        <w:rFonts w:ascii="Symbol" w:hAnsi="Symbol" w:hint="default"/>
+      </w:rPr>
+    </w:lvl>
+    <w:lvl w:ilvl="4" w:tplc="04130003" w:tentative="1">
+      <w:start w:val="1"/>
+      <w:numFmt w:val="bullet"/>
+      <w:lvlText w:val="o"/>
+      <w:lvlJc w:val="left"/>
+      <w:pPr>
+        <w:ind w:left="3960" w:hanging="360"/>
+      </w:pPr>
+      <w:rPr>
+        <w:rFonts w:ascii="Courier New" w:hAnsi="Courier New" w:cs="Courier New" w:hint="default"/>
+      </w:rPr>
+    </w:lvl>
+    <w:lvl w:ilvl="5" w:tplc="04130005" w:tentative="1">
+      <w:start w:val="1"/>
+      <w:numFmt w:val="bullet"/>
+      <w:lvlText w:val=""/>
+      <w:lvlJc w:val="left"/>
+      <w:pPr>
+        <w:ind w:left="4680" w:hanging="360"/>
+      </w:pPr>
+      <w:rPr>
+        <w:rFonts w:ascii="Wingdings" w:hAnsi="Wingdings" w:hint="default"/>
+      </w:rPr>
+    </w:lvl>
+    <w:lvl w:ilvl="6" w:tplc="04130001" w:tentative="1">
+      <w:start w:val="1"/>
+      <w:numFmt w:val="bullet"/>
+      <w:lvlText w:val=""/>
+      <w:lvlJc w:val="left"/>
+      <w:pPr>
+        <w:ind w:left="5400" w:hanging="360"/>
+      </w:pPr>
+      <w:rPr>
+        <w:rFonts w:ascii="Symbol" w:hAnsi="Symbol" w:hint="default"/>
+      </w:rPr>
+    </w:lvl>
+    <w:lvl w:ilvl="7" w:tplc="04130003" w:tentative="1">
+      <w:start w:val="1"/>
+      <w:numFmt w:val="bullet"/>
+      <w:lvlText w:val="o"/>
+      <w:lvlJc w:val="left"/>
+      <w:pPr>
+        <w:ind w:left="6120" w:hanging="360"/>
+      </w:pPr>
+      <w:rPr>
+        <w:rFonts w:ascii="Courier New" w:hAnsi="Courier New" w:cs="Courier New" w:hint="default"/>
+      </w:rPr>
+    </w:lvl>
+    <w:lvl w:ilvl="8" w:tplc="04130005" w:tentative="1">
+      <w:start w:val="1"/>
+      <w:numFmt w:val="bullet"/>
+      <w:lvlText w:val=""/>
+      <w:lvlJc w:val="left"/>
+      <w:pPr>
+        <w:ind w:left="6840" w:hanging="360"/>
+      </w:pPr>
+      <w:rPr>
+        <w:rFonts w:ascii="Wingdings" w:hAnsi="Wingdings" w:hint="default"/>
+      </w:rPr>
+    </w:lvl>
+  </w:abstractNum>
+  <w:abstractNum w:abstractNumId="1" w15:restartNumberingAfterBreak="0">
     <w:nsid w:val="24E22D27"/>
     <w:multiLevelType w:val="multilevel"/>
     <w:tmpl w:val="EA6E2A2E"/>
@@ -2229,7 +2114,7 @@
       </w:rPr>
     </w:lvl>
   </w:abstractNum>
-  <w:abstractNum w:abstractNumId="1" w15:restartNumberingAfterBreak="0">
+  <w:abstractNum w:abstractNumId="2" w15:restartNumberingAfterBreak="0">
     <w:nsid w:val="69703B1F"/>
     <w:multiLevelType w:val="multilevel"/>
     <w:tmpl w:val="8752BF6A"/>
@@ -2379,9 +2264,12 @@
     </w:lvl>
   </w:abstractNum>
   <w:num w:numId="1" w16cid:durableId="2144807902">
+    <w:abstractNumId w:val="2"/>
+  </w:num>
+  <w:num w:numId="2" w16cid:durableId="1348016599">
     <w:abstractNumId w:val="1"/>
   </w:num>
-  <w:num w:numId="2" w16cid:durableId="1348016599">
+  <w:num w:numId="3" w16cid:durableId="1952973284">
     <w:abstractNumId w:val="0"/>
   </w:num>
 </w:numbering>
@@ -2784,15 +2672,15 @@
     <w:lsdException w:name="Unresolved Mention" w:semiHidden="1" w:unhideWhenUsed="1"/>
     <w:lsdException w:name="Smart Link" w:semiHidden="1" w:unhideWhenUsed="1"/>
   </w:latentStyles>
-  <w:style w:type="paragraph" w:default="1" w:styleId="Normal">
+  <w:style w:type="paragraph" w:default="1" w:styleId="Standaard">
     <w:name w:val="Normal"/>
     <w:qFormat/>
   </w:style>
-  <w:style w:type="paragraph" w:styleId="Heading1">
+  <w:style w:type="paragraph" w:styleId="Kop1">
     <w:name w:val="heading 1"/>
-    <w:basedOn w:val="Normal"/>
-    <w:next w:val="Normal"/>
-    <w:link w:val="Heading1Char"/>
+    <w:basedOn w:val="Standaard"/>
+    <w:next w:val="Standaard"/>
+    <w:link w:val="Kop1Char"/>
     <w:uiPriority w:val="9"/>
     <w:qFormat/>
     <w:rsid w:val="00B35899"/>
@@ -2809,11 +2697,11 @@
       <w:szCs w:val="40"/>
     </w:rPr>
   </w:style>
-  <w:style w:type="paragraph" w:styleId="Heading2">
+  <w:style w:type="paragraph" w:styleId="Kop2">
     <w:name w:val="heading 2"/>
-    <w:basedOn w:val="Normal"/>
-    <w:next w:val="Normal"/>
-    <w:link w:val="Heading2Char"/>
+    <w:basedOn w:val="Standaard"/>
+    <w:next w:val="Standaard"/>
+    <w:link w:val="Kop2Char"/>
     <w:uiPriority w:val="9"/>
     <w:semiHidden/>
     <w:unhideWhenUsed/>
@@ -2832,11 +2720,11 @@
       <w:szCs w:val="32"/>
     </w:rPr>
   </w:style>
-  <w:style w:type="paragraph" w:styleId="Heading3">
+  <w:style w:type="paragraph" w:styleId="Kop3">
     <w:name w:val="heading 3"/>
-    <w:basedOn w:val="Normal"/>
-    <w:next w:val="Normal"/>
-    <w:link w:val="Heading3Char"/>
+    <w:basedOn w:val="Standaard"/>
+    <w:next w:val="Standaard"/>
+    <w:link w:val="Kop3Char"/>
     <w:uiPriority w:val="9"/>
     <w:semiHidden/>
     <w:unhideWhenUsed/>
@@ -2855,11 +2743,11 @@
       <w:szCs w:val="28"/>
     </w:rPr>
   </w:style>
-  <w:style w:type="paragraph" w:styleId="Heading4">
+  <w:style w:type="paragraph" w:styleId="Kop4">
     <w:name w:val="heading 4"/>
-    <w:basedOn w:val="Normal"/>
-    <w:next w:val="Normal"/>
-    <w:link w:val="Heading4Char"/>
+    <w:basedOn w:val="Standaard"/>
+    <w:next w:val="Standaard"/>
+    <w:link w:val="Kop4Char"/>
     <w:uiPriority w:val="9"/>
     <w:semiHidden/>
     <w:unhideWhenUsed/>
@@ -2878,11 +2766,11 @@
       <w:color w:val="0F4761" w:themeColor="accent1" w:themeShade="BF"/>
     </w:rPr>
   </w:style>
-  <w:style w:type="paragraph" w:styleId="Heading5">
+  <w:style w:type="paragraph" w:styleId="Kop5">
     <w:name w:val="heading 5"/>
-    <w:basedOn w:val="Normal"/>
-    <w:next w:val="Normal"/>
-    <w:link w:val="Heading5Char"/>
+    <w:basedOn w:val="Standaard"/>
+    <w:next w:val="Standaard"/>
+    <w:link w:val="Kop5Char"/>
     <w:uiPriority w:val="9"/>
     <w:semiHidden/>
     <w:unhideWhenUsed/>
@@ -2899,11 +2787,11 @@
       <w:color w:val="0F4761" w:themeColor="accent1" w:themeShade="BF"/>
     </w:rPr>
   </w:style>
-  <w:style w:type="paragraph" w:styleId="Heading6">
+  <w:style w:type="paragraph" w:styleId="Kop6">
     <w:name w:val="heading 6"/>
-    <w:basedOn w:val="Normal"/>
-    <w:next w:val="Normal"/>
-    <w:link w:val="Heading6Char"/>
+    <w:basedOn w:val="Standaard"/>
+    <w:next w:val="Standaard"/>
+    <w:link w:val="Kop6Char"/>
     <w:uiPriority w:val="9"/>
     <w:semiHidden/>
     <w:unhideWhenUsed/>
@@ -2922,11 +2810,11 @@
       <w:color w:val="595959" w:themeColor="text1" w:themeTint="A6"/>
     </w:rPr>
   </w:style>
-  <w:style w:type="paragraph" w:styleId="Heading7">
+  <w:style w:type="paragraph" w:styleId="Kop7">
     <w:name w:val="heading 7"/>
-    <w:basedOn w:val="Normal"/>
-    <w:next w:val="Normal"/>
-    <w:link w:val="Heading7Char"/>
+    <w:basedOn w:val="Standaard"/>
+    <w:next w:val="Standaard"/>
+    <w:link w:val="Kop7Char"/>
     <w:uiPriority w:val="9"/>
     <w:semiHidden/>
     <w:unhideWhenUsed/>
@@ -2943,11 +2831,11 @@
       <w:color w:val="595959" w:themeColor="text1" w:themeTint="A6"/>
     </w:rPr>
   </w:style>
-  <w:style w:type="paragraph" w:styleId="Heading8">
+  <w:style w:type="paragraph" w:styleId="Kop8">
     <w:name w:val="heading 8"/>
-    <w:basedOn w:val="Normal"/>
-    <w:next w:val="Normal"/>
-    <w:link w:val="Heading8Char"/>
+    <w:basedOn w:val="Standaard"/>
+    <w:next w:val="Standaard"/>
+    <w:link w:val="Kop8Char"/>
     <w:uiPriority w:val="9"/>
     <w:semiHidden/>
     <w:unhideWhenUsed/>
@@ -2966,11 +2854,11 @@
       <w:color w:val="272727" w:themeColor="text1" w:themeTint="D8"/>
     </w:rPr>
   </w:style>
-  <w:style w:type="paragraph" w:styleId="Heading9">
+  <w:style w:type="paragraph" w:styleId="Kop9">
     <w:name w:val="heading 9"/>
-    <w:basedOn w:val="Normal"/>
-    <w:next w:val="Normal"/>
-    <w:link w:val="Heading9Char"/>
+    <w:basedOn w:val="Standaard"/>
+    <w:next w:val="Standaard"/>
+    <w:link w:val="Kop9Char"/>
     <w:uiPriority w:val="9"/>
     <w:semiHidden/>
     <w:unhideWhenUsed/>
@@ -2987,13 +2875,13 @@
       <w:color w:val="272727" w:themeColor="text1" w:themeTint="D8"/>
     </w:rPr>
   </w:style>
-  <w:style w:type="character" w:default="1" w:styleId="DefaultParagraphFont">
+  <w:style w:type="character" w:default="1" w:styleId="Standaardalinea-lettertype">
     <w:name w:val="Default Paragraph Font"/>
     <w:uiPriority w:val="1"/>
     <w:semiHidden/>
     <w:unhideWhenUsed/>
   </w:style>
-  <w:style w:type="table" w:default="1" w:styleId="TableNormal">
+  <w:style w:type="table" w:default="1" w:styleId="Standaardtabel">
     <w:name w:val="Normal Table"/>
     <w:uiPriority w:val="99"/>
     <w:semiHidden/>
@@ -3008,16 +2896,16 @@
       </w:tblCellMar>
     </w:tblPr>
   </w:style>
-  <w:style w:type="numbering" w:default="1" w:styleId="NoList">
+  <w:style w:type="numbering" w:default="1" w:styleId="Geenlijst">
     <w:name w:val="No List"/>
     <w:uiPriority w:val="99"/>
     <w:semiHidden/>
     <w:unhideWhenUsed/>
   </w:style>
-  <w:style w:type="character" w:customStyle="1" w:styleId="Heading1Char">
-    <w:name w:val="Heading 1 Char"/>
-    <w:basedOn w:val="DefaultParagraphFont"/>
-    <w:link w:val="Heading1"/>
+  <w:style w:type="character" w:customStyle="1" w:styleId="Kop1Char">
+    <w:name w:val="Kop 1 Char"/>
+    <w:basedOn w:val="Standaardalinea-lettertype"/>
+    <w:link w:val="Kop1"/>
     <w:uiPriority w:val="9"/>
     <w:rsid w:val="00B35899"/>
     <w:rPr>
@@ -3027,10 +2915,10 @@
       <w:szCs w:val="40"/>
     </w:rPr>
   </w:style>
-  <w:style w:type="character" w:customStyle="1" w:styleId="Heading2Char">
-    <w:name w:val="Heading 2 Char"/>
-    <w:basedOn w:val="DefaultParagraphFont"/>
-    <w:link w:val="Heading2"/>
+  <w:style w:type="character" w:customStyle="1" w:styleId="Kop2Char">
+    <w:name w:val="Kop 2 Char"/>
+    <w:basedOn w:val="Standaardalinea-lettertype"/>
+    <w:link w:val="Kop2"/>
     <w:uiPriority w:val="9"/>
     <w:semiHidden/>
     <w:rsid w:val="00B35899"/>
@@ -3041,10 +2929,10 @@
       <w:szCs w:val="32"/>
     </w:rPr>
   </w:style>
-  <w:style w:type="character" w:customStyle="1" w:styleId="Heading3Char">
-    <w:name w:val="Heading 3 Char"/>
-    <w:basedOn w:val="DefaultParagraphFont"/>
-    <w:link w:val="Heading3"/>
+  <w:style w:type="character" w:customStyle="1" w:styleId="Kop3Char">
+    <w:name w:val="Kop 3 Char"/>
+    <w:basedOn w:val="Standaardalinea-lettertype"/>
+    <w:link w:val="Kop3"/>
     <w:uiPriority w:val="9"/>
     <w:semiHidden/>
     <w:rsid w:val="00B35899"/>
@@ -3055,10 +2943,10 @@
       <w:szCs w:val="28"/>
     </w:rPr>
   </w:style>
-  <w:style w:type="character" w:customStyle="1" w:styleId="Heading4Char">
-    <w:name w:val="Heading 4 Char"/>
-    <w:basedOn w:val="DefaultParagraphFont"/>
-    <w:link w:val="Heading4"/>
+  <w:style w:type="character" w:customStyle="1" w:styleId="Kop4Char">
+    <w:name w:val="Kop 4 Char"/>
+    <w:basedOn w:val="Standaardalinea-lettertype"/>
+    <w:link w:val="Kop4"/>
     <w:uiPriority w:val="9"/>
     <w:semiHidden/>
     <w:rsid w:val="00B35899"/>
@@ -3069,10 +2957,10 @@
       <w:color w:val="0F4761" w:themeColor="accent1" w:themeShade="BF"/>
     </w:rPr>
   </w:style>
-  <w:style w:type="character" w:customStyle="1" w:styleId="Heading5Char">
-    <w:name w:val="Heading 5 Char"/>
-    <w:basedOn w:val="DefaultParagraphFont"/>
-    <w:link w:val="Heading5"/>
+  <w:style w:type="character" w:customStyle="1" w:styleId="Kop5Char">
+    <w:name w:val="Kop 5 Char"/>
+    <w:basedOn w:val="Standaardalinea-lettertype"/>
+    <w:link w:val="Kop5"/>
     <w:uiPriority w:val="9"/>
     <w:semiHidden/>
     <w:rsid w:val="00B35899"/>
@@ -3081,10 +2969,10 @@
       <w:color w:val="0F4761" w:themeColor="accent1" w:themeShade="BF"/>
     </w:rPr>
   </w:style>
-  <w:style w:type="character" w:customStyle="1" w:styleId="Heading6Char">
-    <w:name w:val="Heading 6 Char"/>
-    <w:basedOn w:val="DefaultParagraphFont"/>
-    <w:link w:val="Heading6"/>
+  <w:style w:type="character" w:customStyle="1" w:styleId="Kop6Char">
+    <w:name w:val="Kop 6 Char"/>
+    <w:basedOn w:val="Standaardalinea-lettertype"/>
+    <w:link w:val="Kop6"/>
     <w:uiPriority w:val="9"/>
     <w:semiHidden/>
     <w:rsid w:val="00B35899"/>
@@ -3095,10 +2983,10 @@
       <w:color w:val="595959" w:themeColor="text1" w:themeTint="A6"/>
     </w:rPr>
   </w:style>
-  <w:style w:type="character" w:customStyle="1" w:styleId="Heading7Char">
-    <w:name w:val="Heading 7 Char"/>
-    <w:basedOn w:val="DefaultParagraphFont"/>
-    <w:link w:val="Heading7"/>
+  <w:style w:type="character" w:customStyle="1" w:styleId="Kop7Char">
+    <w:name w:val="Kop 7 Char"/>
+    <w:basedOn w:val="Standaardalinea-lettertype"/>
+    <w:link w:val="Kop7"/>
     <w:uiPriority w:val="9"/>
     <w:semiHidden/>
     <w:rsid w:val="00B35899"/>
@@ -3107,10 +2995,10 @@
       <w:color w:val="595959" w:themeColor="text1" w:themeTint="A6"/>
     </w:rPr>
   </w:style>
-  <w:style w:type="character" w:customStyle="1" w:styleId="Heading8Char">
-    <w:name w:val="Heading 8 Char"/>
-    <w:basedOn w:val="DefaultParagraphFont"/>
-    <w:link w:val="Heading8"/>
+  <w:style w:type="character" w:customStyle="1" w:styleId="Kop8Char">
+    <w:name w:val="Kop 8 Char"/>
+    <w:basedOn w:val="Standaardalinea-lettertype"/>
+    <w:link w:val="Kop8"/>
     <w:uiPriority w:val="9"/>
     <w:semiHidden/>
     <w:rsid w:val="00B35899"/>
@@ -3121,10 +3009,10 @@
       <w:color w:val="272727" w:themeColor="text1" w:themeTint="D8"/>
     </w:rPr>
   </w:style>
-  <w:style w:type="character" w:customStyle="1" w:styleId="Heading9Char">
-    <w:name w:val="Heading 9 Char"/>
-    <w:basedOn w:val="DefaultParagraphFont"/>
-    <w:link w:val="Heading9"/>
+  <w:style w:type="character" w:customStyle="1" w:styleId="Kop9Char">
+    <w:name w:val="Kop 9 Char"/>
+    <w:basedOn w:val="Standaardalinea-lettertype"/>
+    <w:link w:val="Kop9"/>
     <w:uiPriority w:val="9"/>
     <w:semiHidden/>
     <w:rsid w:val="00B35899"/>
@@ -3133,11 +3021,11 @@
       <w:color w:val="272727" w:themeColor="text1" w:themeTint="D8"/>
     </w:rPr>
   </w:style>
-  <w:style w:type="paragraph" w:styleId="Title">
+  <w:style w:type="paragraph" w:styleId="Titel">
     <w:name w:val="Title"/>
-    <w:basedOn w:val="Normal"/>
-    <w:next w:val="Normal"/>
-    <w:link w:val="TitleChar"/>
+    <w:basedOn w:val="Standaard"/>
+    <w:next w:val="Standaard"/>
+    <w:link w:val="TitelChar"/>
     <w:uiPriority w:val="10"/>
     <w:qFormat/>
     <w:rsid w:val="00B35899"/>
@@ -3153,10 +3041,10 @@
       <w:szCs w:val="56"/>
     </w:rPr>
   </w:style>
-  <w:style w:type="character" w:customStyle="1" w:styleId="TitleChar">
-    <w:name w:val="Title Char"/>
-    <w:basedOn w:val="DefaultParagraphFont"/>
-    <w:link w:val="Title"/>
+  <w:style w:type="character" w:customStyle="1" w:styleId="TitelChar">
+    <w:name w:val="Titel Char"/>
+    <w:basedOn w:val="Standaardalinea-lettertype"/>
+    <w:link w:val="Titel"/>
     <w:uiPriority w:val="10"/>
     <w:rsid w:val="00B35899"/>
     <w:rPr>
@@ -3167,11 +3055,11 @@
       <w:szCs w:val="56"/>
     </w:rPr>
   </w:style>
-  <w:style w:type="paragraph" w:styleId="Subtitle">
+  <w:style w:type="paragraph" w:styleId="Ondertitel">
     <w:name w:val="Subtitle"/>
-    <w:basedOn w:val="Normal"/>
-    <w:next w:val="Normal"/>
-    <w:link w:val="SubtitleChar"/>
+    <w:basedOn w:val="Standaard"/>
+    <w:next w:val="Standaard"/>
+    <w:link w:val="OndertitelChar"/>
     <w:uiPriority w:val="11"/>
     <w:qFormat/>
     <w:rsid w:val="00B35899"/>
@@ -3188,10 +3076,10 @@
       <w:szCs w:val="28"/>
     </w:rPr>
   </w:style>
-  <w:style w:type="character" w:customStyle="1" w:styleId="SubtitleChar">
-    <w:name w:val="Subtitle Char"/>
-    <w:basedOn w:val="DefaultParagraphFont"/>
-    <w:link w:val="Subtitle"/>
+  <w:style w:type="character" w:customStyle="1" w:styleId="OndertitelChar">
+    <w:name w:val="Ondertitel Char"/>
+    <w:basedOn w:val="Standaardalinea-lettertype"/>
+    <w:link w:val="Ondertitel"/>
     <w:uiPriority w:val="11"/>
     <w:rsid w:val="00B35899"/>
     <w:rPr>
@@ -3202,11 +3090,11 @@
       <w:szCs w:val="28"/>
     </w:rPr>
   </w:style>
-  <w:style w:type="paragraph" w:styleId="Quote">
+  <w:style w:type="paragraph" w:styleId="Citaat">
     <w:name w:val="Quote"/>
-    <w:basedOn w:val="Normal"/>
-    <w:next w:val="Normal"/>
-    <w:link w:val="QuoteChar"/>
+    <w:basedOn w:val="Standaard"/>
+    <w:next w:val="Standaard"/>
+    <w:link w:val="CitaatChar"/>
     <w:uiPriority w:val="29"/>
     <w:qFormat/>
     <w:rsid w:val="00B35899"/>
@@ -3220,10 +3108,10 @@
       <w:color w:val="404040" w:themeColor="text1" w:themeTint="BF"/>
     </w:rPr>
   </w:style>
-  <w:style w:type="character" w:customStyle="1" w:styleId="QuoteChar">
-    <w:name w:val="Quote Char"/>
-    <w:basedOn w:val="DefaultParagraphFont"/>
-    <w:link w:val="Quote"/>
+  <w:style w:type="character" w:customStyle="1" w:styleId="CitaatChar">
+    <w:name w:val="Citaat Char"/>
+    <w:basedOn w:val="Standaardalinea-lettertype"/>
+    <w:link w:val="Citaat"/>
     <w:uiPriority w:val="29"/>
     <w:rsid w:val="00B35899"/>
     <w:rPr>
@@ -3232,9 +3120,9 @@
       <w:color w:val="404040" w:themeColor="text1" w:themeTint="BF"/>
     </w:rPr>
   </w:style>
-  <w:style w:type="paragraph" w:styleId="ListParagraph">
+  <w:style w:type="paragraph" w:styleId="Lijstalinea">
     <w:name w:val="List Paragraph"/>
-    <w:basedOn w:val="Normal"/>
+    <w:basedOn w:val="Standaard"/>
     <w:uiPriority w:val="34"/>
     <w:qFormat/>
     <w:rsid w:val="00B35899"/>
@@ -3243,9 +3131,9 @@
       <w:contextualSpacing/>
     </w:pPr>
   </w:style>
-  <w:style w:type="character" w:styleId="IntenseEmphasis">
+  <w:style w:type="character" w:styleId="Intensievebenadrukking">
     <w:name w:val="Intense Emphasis"/>
-    <w:basedOn w:val="DefaultParagraphFont"/>
+    <w:basedOn w:val="Standaardalinea-lettertype"/>
     <w:uiPriority w:val="21"/>
     <w:qFormat/>
     <w:rsid w:val="00B35899"/>
@@ -3255,11 +3143,11 @@
       <w:color w:val="0F4761" w:themeColor="accent1" w:themeShade="BF"/>
     </w:rPr>
   </w:style>
-  <w:style w:type="paragraph" w:styleId="IntenseQuote">
+  <w:style w:type="paragraph" w:styleId="Duidelijkcitaat">
     <w:name w:val="Intense Quote"/>
-    <w:basedOn w:val="Normal"/>
-    <w:next w:val="Normal"/>
-    <w:link w:val="IntenseQuoteChar"/>
+    <w:basedOn w:val="Standaard"/>
+    <w:next w:val="Standaard"/>
+    <w:link w:val="DuidelijkcitaatChar"/>
     <w:uiPriority w:val="30"/>
     <w:qFormat/>
     <w:rsid w:val="00B35899"/>
@@ -3278,10 +3166,10 @@
       <w:color w:val="0F4761" w:themeColor="accent1" w:themeShade="BF"/>
     </w:rPr>
   </w:style>
-  <w:style w:type="character" w:customStyle="1" w:styleId="IntenseQuoteChar">
-    <w:name w:val="Intense Quote Char"/>
-    <w:basedOn w:val="DefaultParagraphFont"/>
-    <w:link w:val="IntenseQuote"/>
+  <w:style w:type="character" w:customStyle="1" w:styleId="DuidelijkcitaatChar">
+    <w:name w:val="Duidelijk citaat Char"/>
+    <w:basedOn w:val="Standaardalinea-lettertype"/>
+    <w:link w:val="Duidelijkcitaat"/>
     <w:uiPriority w:val="30"/>
     <w:rsid w:val="00B35899"/>
     <w:rPr>
@@ -3290,9 +3178,9 @@
       <w:color w:val="0F4761" w:themeColor="accent1" w:themeShade="BF"/>
     </w:rPr>
   </w:style>
-  <w:style w:type="character" w:styleId="IntenseReference">
+  <w:style w:type="character" w:styleId="Intensieveverwijzing">
     <w:name w:val="Intense Reference"/>
-    <w:basedOn w:val="DefaultParagraphFont"/>
+    <w:basedOn w:val="Standaardalinea-lettertype"/>
     <w:uiPriority w:val="32"/>
     <w:qFormat/>
     <w:rsid w:val="00B35899"/>
@@ -3306,12 +3194,12 @@
   </w:style>
   <w:style w:type="character" w:customStyle="1" w:styleId="apple-converted-space">
     <w:name w:val="apple-converted-space"/>
-    <w:basedOn w:val="DefaultParagraphFont"/>
+    <w:basedOn w:val="Standaardalinea-lettertype"/>
     <w:rsid w:val="0058538F"/>
   </w:style>
-  <w:style w:type="character" w:styleId="Emphasis">
+  <w:style w:type="character" w:styleId="Nadruk">
     <w:name w:val="Emphasis"/>
-    <w:basedOn w:val="DefaultParagraphFont"/>
+    <w:basedOn w:val="Standaardalinea-lettertype"/>
     <w:uiPriority w:val="20"/>
     <w:qFormat/>
     <w:rsid w:val="0058538F"/>
@@ -3319,6 +3207,25 @@
       <w:i/>
       <w:iCs/>
     </w:rPr>
+  </w:style>
+  <w:style w:type="table" w:styleId="Tabelraster">
+    <w:name w:val="Table Grid"/>
+    <w:basedOn w:val="Standaardtabel"/>
+    <w:uiPriority w:val="39"/>
+    <w:rsid w:val="00A00BFC"/>
+    <w:pPr>
+      <w:spacing w:after="0" w:line="240" w:lineRule="auto"/>
+    </w:pPr>
+    <w:tblPr>
+      <w:tblBorders>
+        <w:top w:val="single" w:sz="4" w:space="0" w:color="auto"/>
+        <w:left w:val="single" w:sz="4" w:space="0" w:color="auto"/>
+        <w:bottom w:val="single" w:sz="4" w:space="0" w:color="auto"/>
+        <w:right w:val="single" w:sz="4" w:space="0" w:color="auto"/>
+        <w:insideH w:val="single" w:sz="4" w:space="0" w:color="auto"/>
+        <w:insideV w:val="single" w:sz="4" w:space="0" w:color="auto"/>
+      </w:tblBorders>
+    </w:tblPr>
   </w:style>
 </w:styles>
 </file>
